--- a/methodology.docx
+++ b/methodology.docx
@@ -4,7 +4,7 @@
   <w:body>
     <w:p>
       <w:pPr>
-        <w:pStyle w:val="139"/>
+        <w:pStyle w:val="831"/>
         <w:pBdr>
           <w:top w:val="none" w:color="000000" w:sz="4" w:space="0"/>
           <w:left w:val="none" w:color="000000" w:sz="4" w:space="0"/>
@@ -22,13 +22,13 @@
           <w:color w:val="000000"/>
           <w:sz w:val="48"/>
         </w:rPr>
-        <w:t xml:space="preserve">Comprehensive Methodology: AI-Powered Cloud Policy as Code DSL Compiler</w:t>
+        <w:t xml:space="preserve">AI-Powered Cloud Policy as Code DSL Compiler</w:t>
       </w:r>
       <w:r/>
     </w:p>
     <w:p>
       <w:pPr>
-        <w:pStyle w:val="140"/>
+        <w:pStyle w:val="832"/>
         <w:pBdr>
           <w:top w:val="none" w:color="000000" w:sz="4" w:space="0"/>
           <w:left w:val="none" w:color="000000" w:sz="4" w:space="0"/>
@@ -80,33 +80,25 @@
         <w:rPr/>
       </w:pPr>
       <w:r>
-        <w:t xml:space="preserve">To ensure absolute determinism and security, the core of this project is a strict compiler pipeline built with Lex (Lexical Analyzer) and Yacc/Bison (Syntax Analyzer). It processes a custom, human-readable DSL, builds an Abstract Syntax Tree (AST), mathema</w:t>
+        <w:t xml:space="preserve">To ensure absolute determinism and security, the core of this project is a strict compiler pipeline built with Lex (Lexical Analyzer) and Yacc/Bison (Syntax Analyzer). It processes a custom, human-readable DSL, builds an Abstract Syntax Tree (AST)</w:t>
       </w:r>
       <w:r>
-        <w:t xml:space="preserve">tically validates the policy logic using a Satisfiability Modulo Theories (SMT) solver, and generates safe cloud infrastructure code (e.g., AWS IAM, Terraform). Once the compiler pipeline is fully functional, an AI translation engine is integrated as a fro</w:t>
+        <w:t xml:space="preserve">, and generates safe cloud infrastructure code (e.g., AWS IAM, Terraform). Once the compiler pipeline is fully functional, an AI translation engine is integrated as a fro</w:t>
       </w:r>
       <w:r>
         <w:t xml:space="preserve">ntend to convert structured English into the custom DSL, enabling seamless policy generation.</w:t>
       </w:r>
-      <w:r/>
-      <w:r>
-        <w:rPr>
-          <w:rFonts w:ascii="Liberation Sans" w:hAnsi="Liberation Sans" w:eastAsia="Liberation Sans" w:cs="Liberation Sans"/>
-          <w:color w:val="000000"/>
-          <w:sz w:val="24"/>
-        </w:rPr>
-      </w:r>
-      <w:r/>
       <w:r>
         <w:rPr>
           <w:rFonts w:ascii="Times New Roman" w:hAnsi="Times New Roman" w:eastAsia="Times New Roman" w:cs="Times New Roman"/>
           <w:sz w:val="24"/>
         </w:rPr>
       </w:r>
+      <w:r/>
     </w:p>
     <w:p>
       <w:pPr>
-        <w:pStyle w:val="140"/>
+        <w:pStyle w:val="832"/>
         <w:pBdr>
           <w:top w:val="none" w:color="000000" w:sz="4" w:space="0"/>
           <w:left w:val="none" w:color="000000" w:sz="4" w:space="0"/>
@@ -152,7 +144,7 @@
     </w:p>
     <w:tbl>
       <w:tblPr>
-        <w:tblStyle w:val="12"/>
+        <w:tblStyle w:val="705"/>
         <w:tblInd w:w="0" w:type="dxa"/>
         <w:tblW w:w="0" w:type="auto"/>
         <w:tblBorders>
@@ -195,7 +187,7 @@
           <w:p>
             <w:pPr>
               <w:pBdr/>
-              <w:spacing w:after="0" w:before="0" w:line="240"/>
+              <w:spacing w:after="0" w:before="0" w:line="240" w:lineRule="auto"/>
               <w:ind/>
               <w:rPr/>
             </w:pPr>
@@ -231,7 +223,7 @@
           <w:p>
             <w:pPr>
               <w:pBdr/>
-              <w:spacing w:after="0" w:before="0" w:line="240"/>
+              <w:spacing w:after="0" w:before="0" w:line="240" w:lineRule="auto"/>
               <w:ind/>
               <w:rPr/>
             </w:pPr>
@@ -267,7 +259,7 @@
           <w:p>
             <w:pPr>
               <w:pBdr/>
-              <w:spacing w:after="0" w:before="0" w:line="240"/>
+              <w:spacing w:after="0" w:before="0" w:line="240" w:lineRule="auto"/>
               <w:ind/>
               <w:rPr/>
             </w:pPr>
@@ -303,7 +295,7 @@
           <w:p>
             <w:pPr>
               <w:pBdr/>
-              <w:spacing w:after="0" w:before="0" w:line="240"/>
+              <w:spacing w:after="0" w:before="0" w:line="240" w:lineRule="auto"/>
               <w:ind/>
               <w:rPr/>
             </w:pPr>
@@ -339,7 +331,7 @@
           <w:p>
             <w:pPr>
               <w:pBdr/>
-              <w:spacing w:after="0" w:before="0" w:line="240"/>
+              <w:spacing w:after="0" w:before="0" w:line="240" w:lineRule="auto"/>
               <w:ind/>
               <w:rPr/>
             </w:pPr>
@@ -378,7 +370,7 @@
           <w:p>
             <w:pPr>
               <w:pBdr/>
-              <w:spacing w:after="0" w:before="0" w:line="240"/>
+              <w:spacing w:after="0" w:before="0" w:line="240" w:lineRule="auto"/>
               <w:ind/>
               <w:rPr/>
             </w:pPr>
@@ -422,7 +414,7 @@
           <w:p>
             <w:pPr>
               <w:pBdr/>
-              <w:spacing w:after="0" w:before="0" w:line="240"/>
+              <w:spacing w:after="0" w:before="0" w:line="240" w:lineRule="auto"/>
               <w:ind/>
               <w:rPr/>
             </w:pPr>
@@ -457,7 +449,7 @@
           <w:p>
             <w:pPr>
               <w:pBdr/>
-              <w:spacing w:after="0" w:before="0" w:line="240"/>
+              <w:spacing w:after="0" w:before="0" w:line="240" w:lineRule="auto"/>
               <w:ind/>
               <w:rPr/>
             </w:pPr>
@@ -492,7 +484,7 @@
           <w:p>
             <w:pPr>
               <w:pBdr/>
-              <w:spacing w:after="0" w:before="0" w:line="240"/>
+              <w:spacing w:after="0" w:before="0" w:line="240" w:lineRule="auto"/>
               <w:ind/>
               <w:rPr/>
             </w:pPr>
@@ -527,7 +519,7 @@
           <w:p>
             <w:pPr>
               <w:pBdr/>
-              <w:spacing w:after="0" w:before="0" w:line="240"/>
+              <w:spacing w:after="0" w:before="0" w:line="240" w:lineRule="auto"/>
               <w:ind/>
               <w:rPr/>
             </w:pPr>
@@ -565,7 +557,7 @@
           <w:p>
             <w:pPr>
               <w:pBdr/>
-              <w:spacing w:after="0" w:before="0" w:line="240"/>
+              <w:spacing w:after="0" w:before="0" w:line="240" w:lineRule="auto"/>
               <w:ind/>
               <w:rPr/>
             </w:pPr>
@@ -609,7 +601,7 @@
           <w:p>
             <w:pPr>
               <w:pBdr/>
-              <w:spacing w:after="0" w:before="0" w:line="240"/>
+              <w:spacing w:after="0" w:before="0" w:line="240" w:lineRule="auto"/>
               <w:ind/>
               <w:rPr/>
             </w:pPr>
@@ -644,7 +636,7 @@
           <w:p>
             <w:pPr>
               <w:pBdr/>
-              <w:spacing w:after="0" w:before="0" w:line="240"/>
+              <w:spacing w:after="0" w:before="0" w:line="240" w:lineRule="auto"/>
               <w:ind/>
               <w:rPr/>
             </w:pPr>
@@ -679,7 +671,7 @@
           <w:p>
             <w:pPr>
               <w:pBdr/>
-              <w:spacing w:after="0" w:before="0" w:line="240"/>
+              <w:spacing w:after="0" w:before="0" w:line="240" w:lineRule="auto"/>
               <w:ind/>
               <w:rPr/>
             </w:pPr>
@@ -714,7 +706,7 @@
           <w:p>
             <w:pPr>
               <w:pBdr/>
-              <w:spacing w:after="0" w:before="0" w:line="240"/>
+              <w:spacing w:after="0" w:before="0" w:line="240" w:lineRule="auto"/>
               <w:ind/>
               <w:rPr/>
             </w:pPr>
@@ -752,7 +744,7 @@
           <w:p>
             <w:pPr>
               <w:pBdr/>
-              <w:spacing w:after="0" w:before="0" w:line="240"/>
+              <w:spacing w:after="0" w:before="0" w:line="240" w:lineRule="auto"/>
               <w:ind/>
               <w:rPr/>
             </w:pPr>
@@ -796,7 +788,7 @@
           <w:p>
             <w:pPr>
               <w:pBdr/>
-              <w:spacing w:after="0" w:before="0" w:line="240"/>
+              <w:spacing w:after="0" w:before="0" w:line="240" w:lineRule="auto"/>
               <w:ind/>
               <w:rPr/>
             </w:pPr>
@@ -831,7 +823,7 @@
           <w:p>
             <w:pPr>
               <w:pBdr/>
-              <w:spacing w:after="0" w:before="0" w:line="240"/>
+              <w:spacing w:after="0" w:before="0" w:line="240" w:lineRule="auto"/>
               <w:ind/>
               <w:rPr/>
             </w:pPr>
@@ -866,7 +858,7 @@
           <w:p>
             <w:pPr>
               <w:pBdr/>
-              <w:spacing w:after="0" w:before="0" w:line="240"/>
+              <w:spacing w:after="0" w:before="0" w:line="240" w:lineRule="auto"/>
               <w:ind/>
               <w:rPr/>
             </w:pPr>
@@ -901,7 +893,7 @@
           <w:p>
             <w:pPr>
               <w:pBdr/>
-              <w:spacing w:after="0" w:before="0" w:line="240"/>
+              <w:spacing w:after="0" w:before="0" w:line="240" w:lineRule="auto"/>
               <w:ind/>
               <w:rPr/>
             </w:pPr>
@@ -939,7 +931,7 @@
           <w:p>
             <w:pPr>
               <w:pBdr/>
-              <w:spacing w:after="0" w:before="0" w:line="240"/>
+              <w:spacing w:after="0" w:before="0" w:line="240" w:lineRule="auto"/>
               <w:ind/>
               <w:rPr/>
             </w:pPr>
@@ -983,7 +975,7 @@
           <w:p>
             <w:pPr>
               <w:pBdr/>
-              <w:spacing w:after="0" w:before="0" w:line="240"/>
+              <w:spacing w:after="0" w:before="0" w:line="240" w:lineRule="auto"/>
               <w:ind/>
               <w:rPr/>
             </w:pPr>
@@ -1018,7 +1010,7 @@
           <w:p>
             <w:pPr>
               <w:pBdr/>
-              <w:spacing w:after="0" w:before="0" w:line="240"/>
+              <w:spacing w:after="0" w:before="0" w:line="240" w:lineRule="auto"/>
               <w:ind/>
               <w:rPr/>
             </w:pPr>
@@ -1053,7 +1045,7 @@
           <w:p>
             <w:pPr>
               <w:pBdr/>
-              <w:spacing w:after="0" w:before="0" w:line="240"/>
+              <w:spacing w:after="0" w:before="0" w:line="240" w:lineRule="auto"/>
               <w:ind/>
               <w:rPr/>
             </w:pPr>
@@ -1088,7 +1080,7 @@
           <w:p>
             <w:pPr>
               <w:pBdr/>
-              <w:spacing w:after="0" w:before="0" w:line="240"/>
+              <w:spacing w:after="0" w:before="0" w:line="240" w:lineRule="auto"/>
               <w:ind/>
               <w:rPr/>
             </w:pPr>
@@ -1126,7 +1118,7 @@
           <w:p>
             <w:pPr>
               <w:pBdr/>
-              <w:spacing w:after="0" w:before="0" w:line="240"/>
+              <w:spacing w:after="0" w:before="0" w:line="240" w:lineRule="auto"/>
               <w:ind/>
               <w:rPr/>
             </w:pPr>
@@ -1170,7 +1162,7 @@
           <w:p>
             <w:pPr>
               <w:pBdr/>
-              <w:spacing w:after="0" w:before="0" w:line="240"/>
+              <w:spacing w:after="0" w:before="0" w:line="240" w:lineRule="auto"/>
               <w:ind/>
               <w:rPr/>
             </w:pPr>
@@ -1205,7 +1197,7 @@
           <w:p>
             <w:pPr>
               <w:pBdr/>
-              <w:spacing w:after="0" w:before="0" w:line="240"/>
+              <w:spacing w:after="0" w:before="0" w:line="240" w:lineRule="auto"/>
               <w:ind/>
               <w:rPr/>
             </w:pPr>
@@ -1240,7 +1232,7 @@
           <w:p>
             <w:pPr>
               <w:pBdr/>
-              <w:spacing w:after="0" w:before="0" w:line="240"/>
+              <w:spacing w:after="0" w:before="0" w:line="240" w:lineRule="auto"/>
               <w:ind/>
               <w:rPr/>
             </w:pPr>
@@ -1275,7 +1267,7 @@
           <w:p>
             <w:pPr>
               <w:pBdr/>
-              <w:spacing w:after="0" w:before="0" w:line="240"/>
+              <w:spacing w:after="0" w:before="0" w:line="240" w:lineRule="auto"/>
               <w:ind/>
               <w:rPr/>
             </w:pPr>
@@ -1313,7 +1305,7 @@
           <w:p>
             <w:pPr>
               <w:pBdr/>
-              <w:spacing w:after="0" w:before="0" w:line="240"/>
+              <w:spacing w:after="0" w:before="0" w:line="240" w:lineRule="auto"/>
               <w:ind/>
               <w:rPr/>
             </w:pPr>
@@ -1357,7 +1349,7 @@
           <w:p>
             <w:pPr>
               <w:pBdr/>
-              <w:spacing w:after="0" w:before="0" w:line="240"/>
+              <w:spacing w:after="0" w:before="0" w:line="240" w:lineRule="auto"/>
               <w:ind/>
               <w:rPr/>
             </w:pPr>
@@ -1392,7 +1384,7 @@
           <w:p>
             <w:pPr>
               <w:pBdr/>
-              <w:spacing w:after="0" w:before="0" w:line="240"/>
+              <w:spacing w:after="0" w:before="0" w:line="240" w:lineRule="auto"/>
               <w:ind/>
               <w:rPr/>
             </w:pPr>
@@ -1427,7 +1419,7 @@
           <w:p>
             <w:pPr>
               <w:pBdr/>
-              <w:spacing w:after="0" w:before="0" w:line="240"/>
+              <w:spacing w:after="0" w:before="0" w:line="240" w:lineRule="auto"/>
               <w:ind/>
               <w:rPr/>
             </w:pPr>
@@ -1462,7 +1454,7 @@
           <w:p>
             <w:pPr>
               <w:pBdr/>
-              <w:spacing w:after="0" w:before="0" w:line="240"/>
+              <w:spacing w:after="0" w:before="0" w:line="240" w:lineRule="auto"/>
               <w:ind/>
               <w:rPr/>
             </w:pPr>
@@ -1481,7 +1473,7 @@
     </w:tbl>
     <w:p>
       <w:pPr>
-        <w:pStyle w:val="140"/>
+        <w:pStyle w:val="832"/>
         <w:pBdr>
           <w:top w:val="none" w:color="000000" w:sz="4" w:space="0"/>
           <w:left w:val="none" w:color="000000" w:sz="4" w:space="0"/>
@@ -1505,7 +1497,7 @@
     </w:p>
     <w:p>
       <w:pPr>
-        <w:pStyle w:val="141"/>
+        <w:pStyle w:val="833"/>
         <w:pBdr>
           <w:top w:val="none" w:color="000000" w:sz="4" w:space="0"/>
           <w:left w:val="none" w:color="000000" w:sz="4" w:space="0"/>
@@ -1551,7 +1543,7 @@
     </w:p>
     <w:p>
       <w:pPr>
-        <w:pStyle w:val="668"/>
+        <w:pStyle w:val="894"/>
         <w:numPr>
           <w:ilvl w:val="0"/>
           <w:numId w:val="2"/>
@@ -1603,76 +1595,7 @@
     </w:p>
     <w:p>
       <w:pPr>
-        <w:pStyle w:val="668"/>
-        <w:numPr>
-          <w:ilvl w:val="0"/>
-          <w:numId w:val="2"/>
-        </w:numPr>
-        <w:pBdr>
-          <w:top w:val="none" w:color="000000" w:sz="4" w:space="0"/>
-          <w:left w:val="none" w:color="000000" w:sz="4" w:space="0"/>
-          <w:bottom w:val="none" w:color="000000" w:sz="4" w:space="0"/>
-          <w:right w:val="none" w:color="000000" w:sz="4" w:space="0"/>
-        </w:pBdr>
-        <w:spacing/>
-        <w:ind w:right="0"/>
-        <w:rPr/>
-      </w:pPr>
-      <w:r>
-        <w:rPr>
-          <w:rFonts w:ascii="Times New Roman" w:hAnsi="Times New Roman" w:eastAsia="Times New Roman" w:cs="Times New Roman"/>
-          <w:b/>
-          <w:color w:val="000000"/>
-          <w:sz w:val="24"/>
-        </w:rPr>
-        <w:t xml:space="preserve">Engineered for "Conditions":</w:t>
-      </w:r>
-      <w:r>
-        <w:rPr>
-          <w:rFonts w:ascii="Times New Roman" w:hAnsi="Times New Roman" w:eastAsia="Times New Roman" w:cs="Times New Roman"/>
-          <w:color w:val="000000"/>
-          <w:sz w:val="24"/>
-        </w:rPr>
-        <w:t xml:space="preserve"> As identified in </w:t>
-      </w:r>
-      <w:r>
-        <w:rPr>
-          <w:rFonts w:ascii="Times New Roman" w:hAnsi="Times New Roman" w:eastAsia="Times New Roman" w:cs="Times New Roman"/>
-          <w:b/>
-          <w:color w:val="000000"/>
-          <w:sz w:val="24"/>
-        </w:rPr>
-        <w:t xml:space="preserve">[6]</w:t>
-      </w:r>
-      <w:r>
-        <w:rPr>
-          <w:rFonts w:ascii="Times New Roman" w:hAnsi="Times New Roman" w:eastAsia="Times New Roman" w:cs="Times New Roman"/>
-          <w:color w:val="000000"/>
-          <w:sz w:val="24"/>
-        </w:rPr>
-        <w:t xml:space="preserve">, AI models suffer severe performance degradation (F-Measure 0.32) when generating conditional logic. Therefore, the Backus-Naur Form (BNF) rules for the </w:t>
-      </w:r>
-      <w:r>
-        <w:rPr>
-          <w:rFonts w:ascii="Courier New" w:hAnsi="Courier New" w:eastAsia="Courier New" w:cs="Courier New"/>
-          <w:color w:val="000000"/>
-          <w:sz w:val="20"/>
-        </w:rPr>
-        <w:t xml:space="preserve">WHERE</w:t>
-      </w:r>
-      <w:r>
-        <w:rPr>
-          <w:rFonts w:ascii="Times New Roman" w:hAnsi="Times New Roman" w:eastAsia="Times New Roman" w:cs="Times New Roman"/>
-          <w:color w:val="000000"/>
-          <w:sz w:val="24"/>
-        </w:rPr>
-        <w:t xml:space="preserve"> clauses must be designed to be as rigid and simplistic as possible to minimize the LLM's margin for error.</w:t>
-      </w:r>
-      <w:r/>
-    </w:p>
-    <w:p>
-      <w:pPr>
-        <w:pStyle w:val="141"/>
+        <w:pStyle w:val="833"/>
         <w:pBdr>
           <w:top w:val="none" w:color="000000" w:sz="4" w:space="0"/>
           <w:left w:val="none" w:color="000000" w:sz="4" w:space="0"/>
@@ -1718,7 +1641,7 @@
     </w:p>
     <w:p>
       <w:pPr>
-        <w:pStyle w:val="668"/>
+        <w:pStyle w:val="894"/>
         <w:numPr>
           <w:ilvl w:val="0"/>
           <w:numId w:val="2"/>
@@ -1754,7 +1677,7 @@
     </w:p>
     <w:p>
       <w:pPr>
-        <w:pStyle w:val="668"/>
+        <w:pStyle w:val="894"/>
         <w:numPr>
           <w:ilvl w:val="0"/>
           <w:numId w:val="2"/>
@@ -1838,7 +1761,7 @@
     </w:p>
     <w:p>
       <w:pPr>
-        <w:pStyle w:val="141"/>
+        <w:pStyle w:val="833"/>
         <w:pBdr>
           <w:top w:val="none" w:color="000000" w:sz="4" w:space="0"/>
           <w:left w:val="none" w:color="000000" w:sz="4" w:space="0"/>
@@ -1884,7 +1807,7 @@
     </w:p>
     <w:p>
       <w:pPr>
-        <w:pStyle w:val="668"/>
+        <w:pStyle w:val="894"/>
         <w:numPr>
           <w:ilvl w:val="0"/>
           <w:numId w:val="2"/>
@@ -1920,7 +1843,7 @@
     </w:p>
     <w:p>
       <w:pPr>
-        <w:pStyle w:val="668"/>
+        <w:pStyle w:val="894"/>
         <w:numPr>
           <w:ilvl w:val="0"/>
           <w:numId w:val="2"/>
@@ -1956,7 +1879,7 @@
     </w:p>
     <w:p>
       <w:pPr>
-        <w:pStyle w:val="141"/>
+        <w:pStyle w:val="833"/>
         <w:pBdr>
           <w:top w:val="none" w:color="000000" w:sz="4" w:space="0"/>
           <w:left w:val="none" w:color="000000" w:sz="4" w:space="0"/>
@@ -1974,7 +1897,7 @@
           <w:color w:val="000000"/>
           <w:sz w:val="28"/>
         </w:rPr>
-        <w:t xml:space="preserve">Step 4: Semantic Analysis &amp; SMT Fault Localization</w:t>
+        <w:t xml:space="preserve">Step 4: Semantic Analysis </w:t>
       </w:r>
       <w:r/>
     </w:p>
@@ -2002,7 +1925,7 @@
     </w:p>
     <w:p>
       <w:pPr>
-        <w:pStyle w:val="668"/>
+        <w:pStyle w:val="894"/>
         <w:numPr>
           <w:ilvl w:val="0"/>
           <w:numId w:val="2"/>
@@ -2035,24 +1958,6 @@
         <w:t xml:space="preserve"> Verifies that actions and resources match valid cloud provider types.</w:t>
       </w:r>
       <w:r/>
-    </w:p>
-    <w:p>
-      <w:pPr>
-        <w:pStyle w:val="668"/>
-        <w:numPr>
-          <w:ilvl w:val="0"/>
-          <w:numId w:val="2"/>
-        </w:numPr>
-        <w:pBdr>
-          <w:top w:val="none" w:color="000000" w:sz="4" w:space="0"/>
-          <w:left w:val="none" w:color="000000" w:sz="4" w:space="0"/>
-          <w:bottom w:val="none" w:color="000000" w:sz="4" w:space="0"/>
-          <w:right w:val="none" w:color="000000" w:sz="4" w:space="0"/>
-        </w:pBdr>
-        <w:spacing/>
-        <w:ind w:right="0"/>
-        <w:rPr/>
-      </w:pPr>
       <w:r>
         <w:rPr>
           <w:rFonts w:ascii="Times New Roman" w:hAnsi="Times New Roman" w:eastAsia="Times New Roman" w:cs="Times New Roman"/>
@@ -2060,70 +1965,13 @@
           <w:color w:val="000000"/>
           <w:sz w:val="24"/>
         </w:rPr>
-        <w:t xml:space="preserve">Mathematical Validation (SMT):</w:t>
       </w:r>
-      <w:r>
-        <w:rPr>
-          <w:rFonts w:ascii="Times New Roman" w:hAnsi="Times New Roman" w:eastAsia="Times New Roman" w:cs="Times New Roman"/>
-          <w:color w:val="000000"/>
-          <w:sz w:val="24"/>
-        </w:rPr>
-        <w:t xml:space="preserve"> Drawing directly from </w:t>
-      </w:r>
-      <w:r>
-        <w:rPr>
-          <w:rFonts w:ascii="Times New Roman" w:hAnsi="Times New Roman" w:eastAsia="Times New Roman" w:cs="Times New Roman"/>
-          <w:b/>
-          <w:color w:val="000000"/>
-          <w:sz w:val="24"/>
-        </w:rPr>
-        <w:t xml:space="preserve">[2]</w:t>
-      </w:r>
-      <w:r>
-        <w:rPr>
-          <w:rFonts w:ascii="Times New Roman" w:hAnsi="Times New Roman" w:eastAsia="Times New Roman" w:cs="Times New Roman"/>
-          <w:color w:val="000000"/>
-          <w:sz w:val="24"/>
-        </w:rPr>
-        <w:t xml:space="preserve">, the AST logic is translated into mathematical formulas and fed into an SMT solver (like Z3) to check for logical conflicts (e.g., an </w:t>
-      </w:r>
-      <w:r>
-        <w:rPr>
-          <w:rFonts w:ascii="Courier New" w:hAnsi="Courier New" w:eastAsia="Courier New" w:cs="Courier New"/>
-          <w:color w:val="000000"/>
-          <w:sz w:val="20"/>
-        </w:rPr>
-        <w:t xml:space="preserve">ALLOW</w:t>
-      </w:r>
-      <w:r>
-        <w:rPr>
-          <w:rFonts w:ascii="Times New Roman" w:hAnsi="Times New Roman" w:eastAsia="Times New Roman" w:cs="Times New Roman"/>
-          <w:color w:val="000000"/>
-          <w:sz w:val="24"/>
-        </w:rPr>
-        <w:t xml:space="preserve"> and </w:t>
-      </w:r>
-      <w:r>
-        <w:rPr>
-          <w:rFonts w:ascii="Courier New" w:hAnsi="Courier New" w:eastAsia="Courier New" w:cs="Courier New"/>
-          <w:color w:val="000000"/>
-          <w:sz w:val="20"/>
-        </w:rPr>
-        <w:t xml:space="preserve">DENY</w:t>
-      </w:r>
-      <w:r>
-        <w:rPr>
-          <w:rFonts w:ascii="Times New Roman" w:hAnsi="Times New Roman" w:eastAsia="Times New Roman" w:cs="Times New Roman"/>
-          <w:color w:val="000000"/>
-          <w:sz w:val="24"/>
-        </w:rPr>
-        <w:t xml:space="preserve"> targeting the same resource). This allows the compiler to isolate the exact node causing a failure.</w:t>
-      </w:r>
+      <w:r/>
       <w:r/>
     </w:p>
     <w:p>
       <w:pPr>
-        <w:pStyle w:val="141"/>
+        <w:pStyle w:val="833"/>
         <w:pBdr>
           <w:top w:val="none" w:color="000000" w:sz="4" w:space="0"/>
           <w:left w:val="none" w:color="000000" w:sz="4" w:space="0"/>
@@ -2169,7 +2017,7 @@
     </w:p>
     <w:p>
       <w:pPr>
-        <w:pStyle w:val="668"/>
+        <w:pStyle w:val="894"/>
         <w:numPr>
           <w:ilvl w:val="0"/>
           <w:numId w:val="2"/>
@@ -2205,60 +2053,7 @@
     </w:p>
     <w:p>
       <w:pPr>
-        <w:pStyle w:val="668"/>
-        <w:numPr>
-          <w:ilvl w:val="0"/>
-          <w:numId w:val="2"/>
-        </w:numPr>
-        <w:pBdr>
-          <w:top w:val="none" w:color="000000" w:sz="4" w:space="0"/>
-          <w:left w:val="none" w:color="000000" w:sz="4" w:space="0"/>
-          <w:bottom w:val="none" w:color="000000" w:sz="4" w:space="0"/>
-          <w:right w:val="none" w:color="000000" w:sz="4" w:space="0"/>
-        </w:pBdr>
-        <w:spacing/>
-        <w:ind w:right="0"/>
-        <w:rPr/>
-      </w:pPr>
-      <w:r>
-        <w:rPr>
-          <w:rFonts w:ascii="Times New Roman" w:hAnsi="Times New Roman" w:eastAsia="Times New Roman" w:cs="Times New Roman"/>
-          <w:b/>
-          <w:color w:val="000000"/>
-          <w:sz w:val="24"/>
-        </w:rPr>
-        <w:t xml:space="preserve">CFG Governance:</w:t>
-      </w:r>
-      <w:r>
-        <w:rPr>
-          <w:rFonts w:ascii="Times New Roman" w:hAnsi="Times New Roman" w:eastAsia="Times New Roman" w:cs="Times New Roman"/>
-          <w:color w:val="000000"/>
-          <w:sz w:val="24"/>
-        </w:rPr>
-        <w:t xml:space="preserve"> To address the vulnerabilities highlighted in </w:t>
-      </w:r>
-      <w:r>
-        <w:rPr>
-          <w:rFonts w:ascii="Times New Roman" w:hAnsi="Times New Roman" w:eastAsia="Times New Roman" w:cs="Times New Roman"/>
-          <w:b/>
-          <w:color w:val="000000"/>
-          <w:sz w:val="24"/>
-        </w:rPr>
-        <w:t xml:space="preserve">[4]</w:t>
-      </w:r>
-      <w:r>
-        <w:rPr>
-          <w:rFonts w:ascii="Times New Roman" w:hAnsi="Times New Roman" w:eastAsia="Times New Roman" w:cs="Times New Roman"/>
-          <w:color w:val="000000"/>
-          <w:sz w:val="24"/>
-        </w:rPr>
-        <w:t xml:space="preserve">, the compiler checks the generated AST against predefined safe Control Flow Graphs (CFGs). This ensures no dangerous, multi-step sequences of actions are permitted, neutralizing prompt-injection or hallucinated workflows.</w:t>
-      </w:r>
-      <w:r/>
-    </w:p>
-    <w:p>
-      <w:pPr>
-        <w:pStyle w:val="141"/>
+        <w:pStyle w:val="833"/>
         <w:pBdr>
           <w:top w:val="none" w:color="000000" w:sz="4" w:space="0"/>
           <w:left w:val="none" w:color="000000" w:sz="4" w:space="0"/>
@@ -2282,7 +2077,7 @@
     </w:p>
     <w:p>
       <w:pPr>
-        <w:pStyle w:val="668"/>
+        <w:pStyle w:val="894"/>
         <w:numPr>
           <w:ilvl w:val="0"/>
           <w:numId w:val="2"/>
@@ -2335,7 +2130,7 @@
     </w:p>
     <w:p>
       <w:pPr>
-        <w:pStyle w:val="668"/>
+        <w:pStyle w:val="894"/>
         <w:numPr>
           <w:ilvl w:val="0"/>
           <w:numId w:val="2"/>
@@ -2388,7 +2183,7 @@
     </w:p>
     <w:p>
       <w:pPr>
-        <w:pStyle w:val="668"/>
+        <w:pStyle w:val="894"/>
         <w:numPr>
           <w:ilvl w:val="0"/>
           <w:numId w:val="2"/>
@@ -2418,7 +2213,7 @@
           <w:color w:val="000000"/>
           <w:sz w:val="24"/>
         </w:rPr>
-        <w:t xml:space="preserve"> The LLM's system prompt will include the BNF grammar rules of the custom DSL, focusing heavily on conditional examples to counteract the model weaknesses identified in </w:t>
+        <w:t xml:space="preserve"> The LLM's system prompt will include the grammar rules of the custom DSL, focusing heavily on conditional examples to counteract the model weaknesses identified in </w:t>
       </w:r>
       <w:r>
         <w:rPr>
@@ -2441,7 +2236,7 @@
     </w:p>
     <w:p>
       <w:pPr>
-        <w:pStyle w:val="141"/>
+        <w:pStyle w:val="833"/>
         <w:pBdr>
           <w:top w:val="none" w:color="000000" w:sz="4" w:space="0"/>
           <w:left w:val="none" w:color="000000" w:sz="4" w:space="0"/>
@@ -2487,7 +2282,7 @@
     </w:p>
     <w:p>
       <w:pPr>
-        <w:pStyle w:val="668"/>
+        <w:pStyle w:val="894"/>
         <w:numPr>
           <w:ilvl w:val="0"/>
           <w:numId w:val="2"/>
@@ -2557,7 +2352,7 @@
     </w:p>
     <w:p>
       <w:pPr>
-        <w:pStyle w:val="668"/>
+        <w:pStyle w:val="894"/>
         <w:numPr>
           <w:ilvl w:val="0"/>
           <w:numId w:val="2"/>
@@ -2615,14 +2410,7 @@
         <w:t xml:space="preserve">proceeds.</w:t>
       </w:r>
       <w:r/>
-    </w:p>
-    <w:p>
-      <w:pPr>
-        <w:pBdr/>
-        <w:spacing/>
-        <w:ind/>
-        <w:rPr/>
-      </w:pPr>
+      <w:r/>
       <w:r/>
       <w:r/>
     </w:p>
@@ -2648,7 +2436,6 @@
         <w:ind/>
         <w:rPr/>
       </w:pPr>
-      <w:r/>
       <w:r>
         <w:separator/>
       </w:r>
@@ -2663,7 +2450,6 @@
         <w:ind/>
         <w:rPr/>
       </w:pPr>
-      <w:r/>
       <w:r>
         <w:continuationSeparator/>
       </w:r>
@@ -2683,7 +2469,6 @@
         <w:ind/>
         <w:rPr/>
       </w:pPr>
-      <w:r/>
       <w:r>
         <w:separator/>
       </w:r>
@@ -2698,7 +2483,6 @@
         <w:ind/>
         <w:rPr/>
       </w:pPr>
-      <w:r/>
       <w:r>
         <w:continuationSeparator/>
       </w:r>
@@ -3171,9 +2955,9 @@
     <w:lsdException w:name="Bibliography" w:uiPriority="37"/>
     <w:lsdException w:name="TOC Heading" w:uiPriority="39" w:qFormat="1"/>
   </w:latentStyles>
-  <w:style w:type="table" w:styleId="12">
+  <w:style w:type="table" w:styleId="705">
     <w:name w:val="Table Grid"/>
-    <w:basedOn w:val="665"/>
+    <w:basedOn w:val="891"/>
     <w:uiPriority w:val="59"/>
     <w:pPr>
       <w:pBdr/>
@@ -3370,9 +3154,9 @@
       </w:tcPr>
     </w:tblStylePr>
   </w:style>
-  <w:style w:type="table" w:styleId="13">
+  <w:style w:type="table" w:styleId="706">
     <w:name w:val="Table Grid Light"/>
-    <w:basedOn w:val="665"/>
+    <w:basedOn w:val="891"/>
     <w:uiPriority w:val="59"/>
     <w:pPr>
       <w:pBdr/>
@@ -3569,9 +3353,9 @@
       </w:tcPr>
     </w:tblStylePr>
   </w:style>
-  <w:style w:type="table" w:styleId="14">
+  <w:style w:type="table" w:styleId="707">
     <w:name w:val="Plain Table 1"/>
-    <w:basedOn w:val="665"/>
+    <w:basedOn w:val="891"/>
     <w:uiPriority w:val="59"/>
     <w:pPr>
       <w:pBdr/>
@@ -3794,9 +3578,9 @@
       </w:tcPr>
     </w:tblStylePr>
   </w:style>
-  <w:style w:type="table" w:styleId="15">
+  <w:style w:type="table" w:styleId="708">
     <w:name w:val="Plain Table 2"/>
-    <w:basedOn w:val="665"/>
+    <w:basedOn w:val="891"/>
     <w:uiPriority w:val="59"/>
     <w:pPr>
       <w:pBdr/>
@@ -4027,9 +3811,9 @@
       </w:tcPr>
     </w:tblStylePr>
   </w:style>
-  <w:style w:type="table" w:styleId="16">
+  <w:style w:type="table" w:styleId="709">
     <w:name w:val="Plain Table 3"/>
-    <w:basedOn w:val="665"/>
+    <w:basedOn w:val="891"/>
     <w:uiPriority w:val="99"/>
     <w:pPr>
       <w:pBdr/>
@@ -4257,9 +4041,9 @@
       </w:tcPr>
     </w:tblStylePr>
   </w:style>
-  <w:style w:type="table" w:styleId="17">
+  <w:style w:type="table" w:styleId="710">
     <w:name w:val="Plain Table 4"/>
-    <w:basedOn w:val="665"/>
+    <w:basedOn w:val="891"/>
     <w:uiPriority w:val="99"/>
     <w:pPr>
       <w:pBdr/>
@@ -4473,9 +4257,9 @@
       </w:tcPr>
     </w:tblStylePr>
   </w:style>
-  <w:style w:type="table" w:styleId="18">
+  <w:style w:type="table" w:styleId="711">
     <w:name w:val="Plain Table 5"/>
-    <w:basedOn w:val="665"/>
+    <w:basedOn w:val="891"/>
     <w:uiPriority w:val="99"/>
     <w:pPr>
       <w:pBdr/>
@@ -4706,9 +4490,9 @@
       </w:tcPr>
     </w:tblStylePr>
   </w:style>
-  <w:style w:type="table" w:styleId="19">
+  <w:style w:type="table" w:styleId="712">
     <w:name w:val="Grid Table 1 Light"/>
-    <w:basedOn w:val="665"/>
+    <w:basedOn w:val="891"/>
     <w:uiPriority w:val="99"/>
     <w:pPr>
       <w:pBdr/>
@@ -4929,9 +4713,9 @@
       </w:tcPr>
     </w:tblStylePr>
   </w:style>
-  <w:style w:type="table" w:styleId="20">
+  <w:style w:type="table" w:styleId="713">
     <w:name w:val="Grid Table 1 Light - Accent 1"/>
-    <w:basedOn w:val="665"/>
+    <w:basedOn w:val="891"/>
     <w:uiPriority w:val="99"/>
     <w:pPr>
       <w:pBdr/>
@@ -5152,9 +4936,9 @@
       </w:tcPr>
     </w:tblStylePr>
   </w:style>
-  <w:style w:type="table" w:styleId="21">
+  <w:style w:type="table" w:styleId="714">
     <w:name w:val="Grid Table 1 Light - Accent 2"/>
-    <w:basedOn w:val="665"/>
+    <w:basedOn w:val="891"/>
     <w:uiPriority w:val="99"/>
     <w:pPr>
       <w:pBdr/>
@@ -5375,9 +5159,9 @@
       </w:tcPr>
     </w:tblStylePr>
   </w:style>
-  <w:style w:type="table" w:styleId="22">
+  <w:style w:type="table" w:styleId="715">
     <w:name w:val="Grid Table 1 Light - Accent 3"/>
-    <w:basedOn w:val="665"/>
+    <w:basedOn w:val="891"/>
     <w:uiPriority w:val="99"/>
     <w:pPr>
       <w:pBdr/>
@@ -5598,9 +5382,9 @@
       </w:tcPr>
     </w:tblStylePr>
   </w:style>
-  <w:style w:type="table" w:styleId="23">
+  <w:style w:type="table" w:styleId="716">
     <w:name w:val="Grid Table 1 Light - Accent 4"/>
-    <w:basedOn w:val="665"/>
+    <w:basedOn w:val="891"/>
     <w:uiPriority w:val="99"/>
     <w:pPr>
       <w:pBdr/>
@@ -5821,9 +5605,9 @@
       </w:tcPr>
     </w:tblStylePr>
   </w:style>
-  <w:style w:type="table" w:styleId="24">
+  <w:style w:type="table" w:styleId="717">
     <w:name w:val="Grid Table 1 Light - Accent 5"/>
-    <w:basedOn w:val="665"/>
+    <w:basedOn w:val="891"/>
     <w:uiPriority w:val="99"/>
     <w:pPr>
       <w:pBdr/>
@@ -6044,9 +5828,9 @@
       </w:tcPr>
     </w:tblStylePr>
   </w:style>
-  <w:style w:type="table" w:styleId="25">
+  <w:style w:type="table" w:styleId="718">
     <w:name w:val="Grid Table 1 Light - Accent 6"/>
-    <w:basedOn w:val="665"/>
+    <w:basedOn w:val="891"/>
     <w:uiPriority w:val="99"/>
     <w:pPr>
       <w:pBdr/>
@@ -6267,9 +6051,9 @@
       </w:tcPr>
     </w:tblStylePr>
   </w:style>
-  <w:style w:type="table" w:styleId="26">
+  <w:style w:type="table" w:styleId="719">
     <w:name w:val="Grid Table 2"/>
-    <w:basedOn w:val="665"/>
+    <w:basedOn w:val="891"/>
     <w:uiPriority w:val="99"/>
     <w:pPr>
       <w:pBdr/>
@@ -6499,9 +6283,9 @@
       </w:tcPr>
     </w:tblStylePr>
   </w:style>
-  <w:style w:type="table" w:styleId="27">
+  <w:style w:type="table" w:styleId="720">
     <w:name w:val="Grid Table 2 - Accent 1"/>
-    <w:basedOn w:val="665"/>
+    <w:basedOn w:val="891"/>
     <w:uiPriority w:val="99"/>
     <w:pPr>
       <w:pBdr/>
@@ -6731,9 +6515,9 @@
       </w:tcPr>
     </w:tblStylePr>
   </w:style>
-  <w:style w:type="table" w:styleId="28">
+  <w:style w:type="table" w:styleId="721">
     <w:name w:val="Grid Table 2 - Accent 2"/>
-    <w:basedOn w:val="665"/>
+    <w:basedOn w:val="891"/>
     <w:uiPriority w:val="99"/>
     <w:pPr>
       <w:pBdr/>
@@ -6963,9 +6747,9 @@
       </w:tcPr>
     </w:tblStylePr>
   </w:style>
-  <w:style w:type="table" w:styleId="29">
+  <w:style w:type="table" w:styleId="722">
     <w:name w:val="Grid Table 2 - Accent 3"/>
-    <w:basedOn w:val="665"/>
+    <w:basedOn w:val="891"/>
     <w:uiPriority w:val="99"/>
     <w:pPr>
       <w:pBdr/>
@@ -7195,9 +6979,9 @@
       </w:tcPr>
     </w:tblStylePr>
   </w:style>
-  <w:style w:type="table" w:styleId="30">
+  <w:style w:type="table" w:styleId="723">
     <w:name w:val="Grid Table 2 - Accent 4"/>
-    <w:basedOn w:val="665"/>
+    <w:basedOn w:val="891"/>
     <w:uiPriority w:val="99"/>
     <w:pPr>
       <w:pBdr/>
@@ -7427,9 +7211,9 @@
       </w:tcPr>
     </w:tblStylePr>
   </w:style>
-  <w:style w:type="table" w:styleId="31">
+  <w:style w:type="table" w:styleId="724">
     <w:name w:val="Grid Table 2 - Accent 5"/>
-    <w:basedOn w:val="665"/>
+    <w:basedOn w:val="891"/>
     <w:uiPriority w:val="99"/>
     <w:pPr>
       <w:pBdr/>
@@ -7659,9 +7443,9 @@
       </w:tcPr>
     </w:tblStylePr>
   </w:style>
-  <w:style w:type="table" w:styleId="32">
+  <w:style w:type="table" w:styleId="725">
     <w:name w:val="Grid Table 2 - Accent 6"/>
-    <w:basedOn w:val="665"/>
+    <w:basedOn w:val="891"/>
     <w:uiPriority w:val="99"/>
     <w:pPr>
       <w:pBdr/>
@@ -7891,9 +7675,9 @@
       </w:tcPr>
     </w:tblStylePr>
   </w:style>
-  <w:style w:type="table" w:styleId="33">
+  <w:style w:type="table" w:styleId="726">
     <w:name w:val="Grid Table 3"/>
-    <w:basedOn w:val="665"/>
+    <w:basedOn w:val="891"/>
     <w:uiPriority w:val="99"/>
     <w:pPr>
       <w:pBdr/>
@@ -7992,29 +7776,6 @@
         <w:tblBorders/>
       </w:tblPr>
       <w:tcPr>
-        <w:shd w:color="ffffff"/>
-        <w:tcBorders>
-          <w:top w:val="none" w:color="000000" w:sz="4" w:space="0"/>
-          <w:left w:val="none" w:color="000000" w:sz="4" w:space="0"/>
-          <w:bottom w:val="none" w:color="000000" w:sz="4" w:space="0"/>
-          <w:right w:val="none" w:color="000000" w:sz="4" w:space="0"/>
-        </w:tcBorders>
-      </w:tcPr>
-    </w:tblStylePr>
-    <w:tblStylePr w:type="firstRow">
-      <w:rPr>
-        <w:b/>
-        <w:color w:val="404040"/>
-      </w:rPr>
-      <w:pPr>
-        <w:pBdr/>
-        <w:spacing/>
-        <w:ind/>
-      </w:pPr>
-      <w:tblPr>
-        <w:tblBorders/>
-      </w:tblPr>
-      <w:tcPr>
         <w:shd w:val="clear" w:color="ffffff"/>
         <w:tcBorders>
           <w:top w:val="none" w:color="000000" w:sz="4" w:space="0"/>
@@ -8024,30 +7785,7 @@
         </w:tcBorders>
       </w:tcPr>
     </w:tblStylePr>
-    <w:tblStylePr w:type="lastCol">
-      <w:rPr>
-        <w:i/>
-        <w:color w:val="404040"/>
-      </w:rPr>
-      <w:pPr>
-        <w:pBdr/>
-        <w:spacing/>
-        <w:ind/>
-      </w:pPr>
-      <w:tblPr>
-        <w:tblBorders/>
-      </w:tblPr>
-      <w:tcPr>
-        <w:shd w:color="ffffff"/>
-        <w:tcBorders>
-          <w:top w:val="none" w:color="000000" w:sz="4" w:space="0"/>
-          <w:left w:val="none" w:color="000000" w:sz="4" w:space="0"/>
-          <w:bottom w:val="none" w:color="000000" w:sz="4" w:space="0"/>
-          <w:right w:val="none" w:color="000000" w:sz="4" w:space="0"/>
-        </w:tcBorders>
-      </w:tcPr>
-    </w:tblStylePr>
-    <w:tblStylePr w:type="lastRow">
+    <w:tblStylePr w:type="firstRow">
       <w:rPr>
         <w:b/>
         <w:color w:val="404040"/>
@@ -8070,6 +7808,52 @@
         </w:tcBorders>
       </w:tcPr>
     </w:tblStylePr>
+    <w:tblStylePr w:type="lastCol">
+      <w:rPr>
+        <w:i/>
+        <w:color w:val="404040"/>
+      </w:rPr>
+      <w:pPr>
+        <w:pBdr/>
+        <w:spacing/>
+        <w:ind/>
+      </w:pPr>
+      <w:tblPr>
+        <w:tblBorders/>
+      </w:tblPr>
+      <w:tcPr>
+        <w:shd w:val="clear" w:color="ffffff"/>
+        <w:tcBorders>
+          <w:top w:val="none" w:color="000000" w:sz="4" w:space="0"/>
+          <w:left w:val="none" w:color="000000" w:sz="4" w:space="0"/>
+          <w:bottom w:val="none" w:color="000000" w:sz="4" w:space="0"/>
+          <w:right w:val="none" w:color="000000" w:sz="4" w:space="0"/>
+        </w:tcBorders>
+      </w:tcPr>
+    </w:tblStylePr>
+    <w:tblStylePr w:type="lastRow">
+      <w:rPr>
+        <w:b/>
+        <w:color w:val="404040"/>
+      </w:rPr>
+      <w:pPr>
+        <w:pBdr/>
+        <w:spacing/>
+        <w:ind/>
+      </w:pPr>
+      <w:tblPr>
+        <w:tblBorders/>
+      </w:tblPr>
+      <w:tcPr>
+        <w:shd w:val="clear" w:color="ffffff"/>
+        <w:tcBorders>
+          <w:top w:val="none" w:color="000000" w:sz="4" w:space="0"/>
+          <w:left w:val="none" w:color="000000" w:sz="4" w:space="0"/>
+          <w:bottom w:val="none" w:color="000000" w:sz="4" w:space="0"/>
+          <w:right w:val="none" w:color="000000" w:sz="4" w:space="0"/>
+        </w:tcBorders>
+      </w:tcPr>
+    </w:tblStylePr>
     <w:tblStylePr w:type="nwCell">
       <w:pPr>
         <w:pBdr/>
@@ -8136,9 +7920,9 @@
       </w:tcPr>
     </w:tblStylePr>
   </w:style>
-  <w:style w:type="table" w:styleId="34">
+  <w:style w:type="table" w:styleId="727">
     <w:name w:val="Grid Table 3 - Accent 1"/>
-    <w:basedOn w:val="665"/>
+    <w:basedOn w:val="891"/>
     <w:uiPriority w:val="99"/>
     <w:pPr>
       <w:pBdr/>
@@ -8237,29 +8021,6 @@
         <w:tblBorders/>
       </w:tblPr>
       <w:tcPr>
-        <w:shd w:color="ffffff"/>
-        <w:tcBorders>
-          <w:top w:val="none" w:color="000000" w:sz="4" w:space="0"/>
-          <w:left w:val="none" w:color="000000" w:sz="4" w:space="0"/>
-          <w:bottom w:val="none" w:color="000000" w:sz="4" w:space="0"/>
-          <w:right w:val="none" w:color="000000" w:sz="4" w:space="0"/>
-        </w:tcBorders>
-      </w:tcPr>
-    </w:tblStylePr>
-    <w:tblStylePr w:type="firstRow">
-      <w:rPr>
-        <w:b/>
-        <w:color w:val="404040"/>
-      </w:rPr>
-      <w:pPr>
-        <w:pBdr/>
-        <w:spacing/>
-        <w:ind/>
-      </w:pPr>
-      <w:tblPr>
-        <w:tblBorders/>
-      </w:tblPr>
-      <w:tcPr>
         <w:shd w:val="clear" w:color="ffffff"/>
         <w:tcBorders>
           <w:top w:val="none" w:color="000000" w:sz="4" w:space="0"/>
@@ -8269,30 +8030,7 @@
         </w:tcBorders>
       </w:tcPr>
     </w:tblStylePr>
-    <w:tblStylePr w:type="lastCol">
-      <w:rPr>
-        <w:i/>
-        <w:color w:val="404040"/>
-      </w:rPr>
-      <w:pPr>
-        <w:pBdr/>
-        <w:spacing/>
-        <w:ind/>
-      </w:pPr>
-      <w:tblPr>
-        <w:tblBorders/>
-      </w:tblPr>
-      <w:tcPr>
-        <w:shd w:color="ffffff"/>
-        <w:tcBorders>
-          <w:top w:val="none" w:color="000000" w:sz="4" w:space="0"/>
-          <w:left w:val="none" w:color="000000" w:sz="4" w:space="0"/>
-          <w:bottom w:val="none" w:color="000000" w:sz="4" w:space="0"/>
-          <w:right w:val="none" w:color="000000" w:sz="4" w:space="0"/>
-        </w:tcBorders>
-      </w:tcPr>
-    </w:tblStylePr>
-    <w:tblStylePr w:type="lastRow">
+    <w:tblStylePr w:type="firstRow">
       <w:rPr>
         <w:b/>
         <w:color w:val="404040"/>
@@ -8315,6 +8053,52 @@
         </w:tcBorders>
       </w:tcPr>
     </w:tblStylePr>
+    <w:tblStylePr w:type="lastCol">
+      <w:rPr>
+        <w:i/>
+        <w:color w:val="404040"/>
+      </w:rPr>
+      <w:pPr>
+        <w:pBdr/>
+        <w:spacing/>
+        <w:ind/>
+      </w:pPr>
+      <w:tblPr>
+        <w:tblBorders/>
+      </w:tblPr>
+      <w:tcPr>
+        <w:shd w:val="clear" w:color="ffffff"/>
+        <w:tcBorders>
+          <w:top w:val="none" w:color="000000" w:sz="4" w:space="0"/>
+          <w:left w:val="none" w:color="000000" w:sz="4" w:space="0"/>
+          <w:bottom w:val="none" w:color="000000" w:sz="4" w:space="0"/>
+          <w:right w:val="none" w:color="000000" w:sz="4" w:space="0"/>
+        </w:tcBorders>
+      </w:tcPr>
+    </w:tblStylePr>
+    <w:tblStylePr w:type="lastRow">
+      <w:rPr>
+        <w:b/>
+        <w:color w:val="404040"/>
+      </w:rPr>
+      <w:pPr>
+        <w:pBdr/>
+        <w:spacing/>
+        <w:ind/>
+      </w:pPr>
+      <w:tblPr>
+        <w:tblBorders/>
+      </w:tblPr>
+      <w:tcPr>
+        <w:shd w:val="clear" w:color="ffffff"/>
+        <w:tcBorders>
+          <w:top w:val="none" w:color="000000" w:sz="4" w:space="0"/>
+          <w:left w:val="none" w:color="000000" w:sz="4" w:space="0"/>
+          <w:bottom w:val="none" w:color="000000" w:sz="4" w:space="0"/>
+          <w:right w:val="none" w:color="000000" w:sz="4" w:space="0"/>
+        </w:tcBorders>
+      </w:tcPr>
+    </w:tblStylePr>
     <w:tblStylePr w:type="nwCell">
       <w:pPr>
         <w:pBdr/>
@@ -8381,9 +8165,9 @@
       </w:tcPr>
     </w:tblStylePr>
   </w:style>
-  <w:style w:type="table" w:styleId="35">
+  <w:style w:type="table" w:styleId="728">
     <w:name w:val="Grid Table 3 - Accent 2"/>
-    <w:basedOn w:val="665"/>
+    <w:basedOn w:val="891"/>
     <w:uiPriority w:val="99"/>
     <w:pPr>
       <w:pBdr/>
@@ -8482,29 +8266,6 @@
         <w:tblBorders/>
       </w:tblPr>
       <w:tcPr>
-        <w:shd w:color="ffffff"/>
-        <w:tcBorders>
-          <w:top w:val="none" w:color="000000" w:sz="4" w:space="0"/>
-          <w:left w:val="none" w:color="000000" w:sz="4" w:space="0"/>
-          <w:bottom w:val="none" w:color="000000" w:sz="4" w:space="0"/>
-          <w:right w:val="none" w:color="000000" w:sz="4" w:space="0"/>
-        </w:tcBorders>
-      </w:tcPr>
-    </w:tblStylePr>
-    <w:tblStylePr w:type="firstRow">
-      <w:rPr>
-        <w:b/>
-        <w:color w:val="404040"/>
-      </w:rPr>
-      <w:pPr>
-        <w:pBdr/>
-        <w:spacing/>
-        <w:ind/>
-      </w:pPr>
-      <w:tblPr>
-        <w:tblBorders/>
-      </w:tblPr>
-      <w:tcPr>
         <w:shd w:val="clear" w:color="ffffff"/>
         <w:tcBorders>
           <w:top w:val="none" w:color="000000" w:sz="4" w:space="0"/>
@@ -8514,30 +8275,7 @@
         </w:tcBorders>
       </w:tcPr>
     </w:tblStylePr>
-    <w:tblStylePr w:type="lastCol">
-      <w:rPr>
-        <w:i/>
-        <w:color w:val="404040"/>
-      </w:rPr>
-      <w:pPr>
-        <w:pBdr/>
-        <w:spacing/>
-        <w:ind/>
-      </w:pPr>
-      <w:tblPr>
-        <w:tblBorders/>
-      </w:tblPr>
-      <w:tcPr>
-        <w:shd w:color="ffffff"/>
-        <w:tcBorders>
-          <w:top w:val="none" w:color="000000" w:sz="4" w:space="0"/>
-          <w:left w:val="none" w:color="000000" w:sz="4" w:space="0"/>
-          <w:bottom w:val="none" w:color="000000" w:sz="4" w:space="0"/>
-          <w:right w:val="none" w:color="000000" w:sz="4" w:space="0"/>
-        </w:tcBorders>
-      </w:tcPr>
-    </w:tblStylePr>
-    <w:tblStylePr w:type="lastRow">
+    <w:tblStylePr w:type="firstRow">
       <w:rPr>
         <w:b/>
         <w:color w:val="404040"/>
@@ -8560,6 +8298,52 @@
         </w:tcBorders>
       </w:tcPr>
     </w:tblStylePr>
+    <w:tblStylePr w:type="lastCol">
+      <w:rPr>
+        <w:i/>
+        <w:color w:val="404040"/>
+      </w:rPr>
+      <w:pPr>
+        <w:pBdr/>
+        <w:spacing/>
+        <w:ind/>
+      </w:pPr>
+      <w:tblPr>
+        <w:tblBorders/>
+      </w:tblPr>
+      <w:tcPr>
+        <w:shd w:val="clear" w:color="ffffff"/>
+        <w:tcBorders>
+          <w:top w:val="none" w:color="000000" w:sz="4" w:space="0"/>
+          <w:left w:val="none" w:color="000000" w:sz="4" w:space="0"/>
+          <w:bottom w:val="none" w:color="000000" w:sz="4" w:space="0"/>
+          <w:right w:val="none" w:color="000000" w:sz="4" w:space="0"/>
+        </w:tcBorders>
+      </w:tcPr>
+    </w:tblStylePr>
+    <w:tblStylePr w:type="lastRow">
+      <w:rPr>
+        <w:b/>
+        <w:color w:val="404040"/>
+      </w:rPr>
+      <w:pPr>
+        <w:pBdr/>
+        <w:spacing/>
+        <w:ind/>
+      </w:pPr>
+      <w:tblPr>
+        <w:tblBorders/>
+      </w:tblPr>
+      <w:tcPr>
+        <w:shd w:val="clear" w:color="ffffff"/>
+        <w:tcBorders>
+          <w:top w:val="none" w:color="000000" w:sz="4" w:space="0"/>
+          <w:left w:val="none" w:color="000000" w:sz="4" w:space="0"/>
+          <w:bottom w:val="none" w:color="000000" w:sz="4" w:space="0"/>
+          <w:right w:val="none" w:color="000000" w:sz="4" w:space="0"/>
+        </w:tcBorders>
+      </w:tcPr>
+    </w:tblStylePr>
     <w:tblStylePr w:type="nwCell">
       <w:pPr>
         <w:pBdr/>
@@ -8626,9 +8410,9 @@
       </w:tcPr>
     </w:tblStylePr>
   </w:style>
-  <w:style w:type="table" w:styleId="36">
+  <w:style w:type="table" w:styleId="729">
     <w:name w:val="Grid Table 3 - Accent 3"/>
-    <w:basedOn w:val="665"/>
+    <w:basedOn w:val="891"/>
     <w:uiPriority w:val="99"/>
     <w:pPr>
       <w:pBdr/>
@@ -8727,29 +8511,6 @@
         <w:tblBorders/>
       </w:tblPr>
       <w:tcPr>
-        <w:shd w:color="ffffff"/>
-        <w:tcBorders>
-          <w:top w:val="none" w:color="000000" w:sz="4" w:space="0"/>
-          <w:left w:val="none" w:color="000000" w:sz="4" w:space="0"/>
-          <w:bottom w:val="none" w:color="000000" w:sz="4" w:space="0"/>
-          <w:right w:val="none" w:color="000000" w:sz="4" w:space="0"/>
-        </w:tcBorders>
-      </w:tcPr>
-    </w:tblStylePr>
-    <w:tblStylePr w:type="firstRow">
-      <w:rPr>
-        <w:b/>
-        <w:color w:val="404040"/>
-      </w:rPr>
-      <w:pPr>
-        <w:pBdr/>
-        <w:spacing/>
-        <w:ind/>
-      </w:pPr>
-      <w:tblPr>
-        <w:tblBorders/>
-      </w:tblPr>
-      <w:tcPr>
         <w:shd w:val="clear" w:color="ffffff"/>
         <w:tcBorders>
           <w:top w:val="none" w:color="000000" w:sz="4" w:space="0"/>
@@ -8759,30 +8520,7 @@
         </w:tcBorders>
       </w:tcPr>
     </w:tblStylePr>
-    <w:tblStylePr w:type="lastCol">
-      <w:rPr>
-        <w:i/>
-        <w:color w:val="404040"/>
-      </w:rPr>
-      <w:pPr>
-        <w:pBdr/>
-        <w:spacing/>
-        <w:ind/>
-      </w:pPr>
-      <w:tblPr>
-        <w:tblBorders/>
-      </w:tblPr>
-      <w:tcPr>
-        <w:shd w:color="ffffff"/>
-        <w:tcBorders>
-          <w:top w:val="none" w:color="000000" w:sz="4" w:space="0"/>
-          <w:left w:val="none" w:color="000000" w:sz="4" w:space="0"/>
-          <w:bottom w:val="none" w:color="000000" w:sz="4" w:space="0"/>
-          <w:right w:val="none" w:color="000000" w:sz="4" w:space="0"/>
-        </w:tcBorders>
-      </w:tcPr>
-    </w:tblStylePr>
-    <w:tblStylePr w:type="lastRow">
+    <w:tblStylePr w:type="firstRow">
       <w:rPr>
         <w:b/>
         <w:color w:val="404040"/>
@@ -8805,6 +8543,52 @@
         </w:tcBorders>
       </w:tcPr>
     </w:tblStylePr>
+    <w:tblStylePr w:type="lastCol">
+      <w:rPr>
+        <w:i/>
+        <w:color w:val="404040"/>
+      </w:rPr>
+      <w:pPr>
+        <w:pBdr/>
+        <w:spacing/>
+        <w:ind/>
+      </w:pPr>
+      <w:tblPr>
+        <w:tblBorders/>
+      </w:tblPr>
+      <w:tcPr>
+        <w:shd w:val="clear" w:color="ffffff"/>
+        <w:tcBorders>
+          <w:top w:val="none" w:color="000000" w:sz="4" w:space="0"/>
+          <w:left w:val="none" w:color="000000" w:sz="4" w:space="0"/>
+          <w:bottom w:val="none" w:color="000000" w:sz="4" w:space="0"/>
+          <w:right w:val="none" w:color="000000" w:sz="4" w:space="0"/>
+        </w:tcBorders>
+      </w:tcPr>
+    </w:tblStylePr>
+    <w:tblStylePr w:type="lastRow">
+      <w:rPr>
+        <w:b/>
+        <w:color w:val="404040"/>
+      </w:rPr>
+      <w:pPr>
+        <w:pBdr/>
+        <w:spacing/>
+        <w:ind/>
+      </w:pPr>
+      <w:tblPr>
+        <w:tblBorders/>
+      </w:tblPr>
+      <w:tcPr>
+        <w:shd w:val="clear" w:color="ffffff"/>
+        <w:tcBorders>
+          <w:top w:val="none" w:color="000000" w:sz="4" w:space="0"/>
+          <w:left w:val="none" w:color="000000" w:sz="4" w:space="0"/>
+          <w:bottom w:val="none" w:color="000000" w:sz="4" w:space="0"/>
+          <w:right w:val="none" w:color="000000" w:sz="4" w:space="0"/>
+        </w:tcBorders>
+      </w:tcPr>
+    </w:tblStylePr>
     <w:tblStylePr w:type="nwCell">
       <w:pPr>
         <w:pBdr/>
@@ -8871,9 +8655,9 @@
       </w:tcPr>
     </w:tblStylePr>
   </w:style>
-  <w:style w:type="table" w:styleId="37">
+  <w:style w:type="table" w:styleId="730">
     <w:name w:val="Grid Table 3 - Accent 4"/>
-    <w:basedOn w:val="665"/>
+    <w:basedOn w:val="891"/>
     <w:uiPriority w:val="99"/>
     <w:pPr>
       <w:pBdr/>
@@ -8972,29 +8756,6 @@
         <w:tblBorders/>
       </w:tblPr>
       <w:tcPr>
-        <w:shd w:color="ffffff"/>
-        <w:tcBorders>
-          <w:top w:val="none" w:color="000000" w:sz="4" w:space="0"/>
-          <w:left w:val="none" w:color="000000" w:sz="4" w:space="0"/>
-          <w:bottom w:val="none" w:color="000000" w:sz="4" w:space="0"/>
-          <w:right w:val="none" w:color="000000" w:sz="4" w:space="0"/>
-        </w:tcBorders>
-      </w:tcPr>
-    </w:tblStylePr>
-    <w:tblStylePr w:type="firstRow">
-      <w:rPr>
-        <w:b/>
-        <w:color w:val="404040"/>
-      </w:rPr>
-      <w:pPr>
-        <w:pBdr/>
-        <w:spacing/>
-        <w:ind/>
-      </w:pPr>
-      <w:tblPr>
-        <w:tblBorders/>
-      </w:tblPr>
-      <w:tcPr>
         <w:shd w:val="clear" w:color="ffffff"/>
         <w:tcBorders>
           <w:top w:val="none" w:color="000000" w:sz="4" w:space="0"/>
@@ -9004,30 +8765,7 @@
         </w:tcBorders>
       </w:tcPr>
     </w:tblStylePr>
-    <w:tblStylePr w:type="lastCol">
-      <w:rPr>
-        <w:i/>
-        <w:color w:val="404040"/>
-      </w:rPr>
-      <w:pPr>
-        <w:pBdr/>
-        <w:spacing/>
-        <w:ind/>
-      </w:pPr>
-      <w:tblPr>
-        <w:tblBorders/>
-      </w:tblPr>
-      <w:tcPr>
-        <w:shd w:color="ffffff"/>
-        <w:tcBorders>
-          <w:top w:val="none" w:color="000000" w:sz="4" w:space="0"/>
-          <w:left w:val="none" w:color="000000" w:sz="4" w:space="0"/>
-          <w:bottom w:val="none" w:color="000000" w:sz="4" w:space="0"/>
-          <w:right w:val="none" w:color="000000" w:sz="4" w:space="0"/>
-        </w:tcBorders>
-      </w:tcPr>
-    </w:tblStylePr>
-    <w:tblStylePr w:type="lastRow">
+    <w:tblStylePr w:type="firstRow">
       <w:rPr>
         <w:b/>
         <w:color w:val="404040"/>
@@ -9050,6 +8788,52 @@
         </w:tcBorders>
       </w:tcPr>
     </w:tblStylePr>
+    <w:tblStylePr w:type="lastCol">
+      <w:rPr>
+        <w:i/>
+        <w:color w:val="404040"/>
+      </w:rPr>
+      <w:pPr>
+        <w:pBdr/>
+        <w:spacing/>
+        <w:ind/>
+      </w:pPr>
+      <w:tblPr>
+        <w:tblBorders/>
+      </w:tblPr>
+      <w:tcPr>
+        <w:shd w:val="clear" w:color="ffffff"/>
+        <w:tcBorders>
+          <w:top w:val="none" w:color="000000" w:sz="4" w:space="0"/>
+          <w:left w:val="none" w:color="000000" w:sz="4" w:space="0"/>
+          <w:bottom w:val="none" w:color="000000" w:sz="4" w:space="0"/>
+          <w:right w:val="none" w:color="000000" w:sz="4" w:space="0"/>
+        </w:tcBorders>
+      </w:tcPr>
+    </w:tblStylePr>
+    <w:tblStylePr w:type="lastRow">
+      <w:rPr>
+        <w:b/>
+        <w:color w:val="404040"/>
+      </w:rPr>
+      <w:pPr>
+        <w:pBdr/>
+        <w:spacing/>
+        <w:ind/>
+      </w:pPr>
+      <w:tblPr>
+        <w:tblBorders/>
+      </w:tblPr>
+      <w:tcPr>
+        <w:shd w:val="clear" w:color="ffffff"/>
+        <w:tcBorders>
+          <w:top w:val="none" w:color="000000" w:sz="4" w:space="0"/>
+          <w:left w:val="none" w:color="000000" w:sz="4" w:space="0"/>
+          <w:bottom w:val="none" w:color="000000" w:sz="4" w:space="0"/>
+          <w:right w:val="none" w:color="000000" w:sz="4" w:space="0"/>
+        </w:tcBorders>
+      </w:tcPr>
+    </w:tblStylePr>
     <w:tblStylePr w:type="nwCell">
       <w:pPr>
         <w:pBdr/>
@@ -9116,9 +8900,9 @@
       </w:tcPr>
     </w:tblStylePr>
   </w:style>
-  <w:style w:type="table" w:styleId="38">
+  <w:style w:type="table" w:styleId="731">
     <w:name w:val="Grid Table 3 - Accent 5"/>
-    <w:basedOn w:val="665"/>
+    <w:basedOn w:val="891"/>
     <w:uiPriority w:val="99"/>
     <w:pPr>
       <w:pBdr/>
@@ -9217,29 +9001,6 @@
         <w:tblBorders/>
       </w:tblPr>
       <w:tcPr>
-        <w:shd w:color="ffffff"/>
-        <w:tcBorders>
-          <w:top w:val="none" w:color="000000" w:sz="4" w:space="0"/>
-          <w:left w:val="none" w:color="000000" w:sz="4" w:space="0"/>
-          <w:bottom w:val="none" w:color="000000" w:sz="4" w:space="0"/>
-          <w:right w:val="none" w:color="000000" w:sz="4" w:space="0"/>
-        </w:tcBorders>
-      </w:tcPr>
-    </w:tblStylePr>
-    <w:tblStylePr w:type="firstRow">
-      <w:rPr>
-        <w:b/>
-        <w:color w:val="404040"/>
-      </w:rPr>
-      <w:pPr>
-        <w:pBdr/>
-        <w:spacing/>
-        <w:ind/>
-      </w:pPr>
-      <w:tblPr>
-        <w:tblBorders/>
-      </w:tblPr>
-      <w:tcPr>
         <w:shd w:val="clear" w:color="ffffff"/>
         <w:tcBorders>
           <w:top w:val="none" w:color="000000" w:sz="4" w:space="0"/>
@@ -9249,30 +9010,7 @@
         </w:tcBorders>
       </w:tcPr>
     </w:tblStylePr>
-    <w:tblStylePr w:type="lastCol">
-      <w:rPr>
-        <w:i/>
-        <w:color w:val="404040"/>
-      </w:rPr>
-      <w:pPr>
-        <w:pBdr/>
-        <w:spacing/>
-        <w:ind/>
-      </w:pPr>
-      <w:tblPr>
-        <w:tblBorders/>
-      </w:tblPr>
-      <w:tcPr>
-        <w:shd w:color="ffffff"/>
-        <w:tcBorders>
-          <w:top w:val="none" w:color="000000" w:sz="4" w:space="0"/>
-          <w:left w:val="none" w:color="000000" w:sz="4" w:space="0"/>
-          <w:bottom w:val="none" w:color="000000" w:sz="4" w:space="0"/>
-          <w:right w:val="none" w:color="000000" w:sz="4" w:space="0"/>
-        </w:tcBorders>
-      </w:tcPr>
-    </w:tblStylePr>
-    <w:tblStylePr w:type="lastRow">
+    <w:tblStylePr w:type="firstRow">
       <w:rPr>
         <w:b/>
         <w:color w:val="404040"/>
@@ -9295,6 +9033,52 @@
         </w:tcBorders>
       </w:tcPr>
     </w:tblStylePr>
+    <w:tblStylePr w:type="lastCol">
+      <w:rPr>
+        <w:i/>
+        <w:color w:val="404040"/>
+      </w:rPr>
+      <w:pPr>
+        <w:pBdr/>
+        <w:spacing/>
+        <w:ind/>
+      </w:pPr>
+      <w:tblPr>
+        <w:tblBorders/>
+      </w:tblPr>
+      <w:tcPr>
+        <w:shd w:val="clear" w:color="ffffff"/>
+        <w:tcBorders>
+          <w:top w:val="none" w:color="000000" w:sz="4" w:space="0"/>
+          <w:left w:val="none" w:color="000000" w:sz="4" w:space="0"/>
+          <w:bottom w:val="none" w:color="000000" w:sz="4" w:space="0"/>
+          <w:right w:val="none" w:color="000000" w:sz="4" w:space="0"/>
+        </w:tcBorders>
+      </w:tcPr>
+    </w:tblStylePr>
+    <w:tblStylePr w:type="lastRow">
+      <w:rPr>
+        <w:b/>
+        <w:color w:val="404040"/>
+      </w:rPr>
+      <w:pPr>
+        <w:pBdr/>
+        <w:spacing/>
+        <w:ind/>
+      </w:pPr>
+      <w:tblPr>
+        <w:tblBorders/>
+      </w:tblPr>
+      <w:tcPr>
+        <w:shd w:val="clear" w:color="ffffff"/>
+        <w:tcBorders>
+          <w:top w:val="none" w:color="000000" w:sz="4" w:space="0"/>
+          <w:left w:val="none" w:color="000000" w:sz="4" w:space="0"/>
+          <w:bottom w:val="none" w:color="000000" w:sz="4" w:space="0"/>
+          <w:right w:val="none" w:color="000000" w:sz="4" w:space="0"/>
+        </w:tcBorders>
+      </w:tcPr>
+    </w:tblStylePr>
     <w:tblStylePr w:type="nwCell">
       <w:pPr>
         <w:pBdr/>
@@ -9361,9 +9145,9 @@
       </w:tcPr>
     </w:tblStylePr>
   </w:style>
-  <w:style w:type="table" w:styleId="39">
+  <w:style w:type="table" w:styleId="732">
     <w:name w:val="Grid Table 3 - Accent 6"/>
-    <w:basedOn w:val="665"/>
+    <w:basedOn w:val="891"/>
     <w:uiPriority w:val="99"/>
     <w:pPr>
       <w:pBdr/>
@@ -9462,29 +9246,6 @@
         <w:tblBorders/>
       </w:tblPr>
       <w:tcPr>
-        <w:shd w:color="ffffff"/>
-        <w:tcBorders>
-          <w:top w:val="none" w:color="000000" w:sz="4" w:space="0"/>
-          <w:left w:val="none" w:color="000000" w:sz="4" w:space="0"/>
-          <w:bottom w:val="none" w:color="000000" w:sz="4" w:space="0"/>
-          <w:right w:val="none" w:color="000000" w:sz="4" w:space="0"/>
-        </w:tcBorders>
-      </w:tcPr>
-    </w:tblStylePr>
-    <w:tblStylePr w:type="firstRow">
-      <w:rPr>
-        <w:b/>
-        <w:color w:val="404040"/>
-      </w:rPr>
-      <w:pPr>
-        <w:pBdr/>
-        <w:spacing/>
-        <w:ind/>
-      </w:pPr>
-      <w:tblPr>
-        <w:tblBorders/>
-      </w:tblPr>
-      <w:tcPr>
         <w:shd w:val="clear" w:color="ffffff"/>
         <w:tcBorders>
           <w:top w:val="none" w:color="000000" w:sz="4" w:space="0"/>
@@ -9494,30 +9255,7 @@
         </w:tcBorders>
       </w:tcPr>
     </w:tblStylePr>
-    <w:tblStylePr w:type="lastCol">
-      <w:rPr>
-        <w:i/>
-        <w:color w:val="404040"/>
-      </w:rPr>
-      <w:pPr>
-        <w:pBdr/>
-        <w:spacing/>
-        <w:ind/>
-      </w:pPr>
-      <w:tblPr>
-        <w:tblBorders/>
-      </w:tblPr>
-      <w:tcPr>
-        <w:shd w:color="ffffff"/>
-        <w:tcBorders>
-          <w:top w:val="none" w:color="000000" w:sz="4" w:space="0"/>
-          <w:left w:val="none" w:color="000000" w:sz="4" w:space="0"/>
-          <w:bottom w:val="none" w:color="000000" w:sz="4" w:space="0"/>
-          <w:right w:val="none" w:color="000000" w:sz="4" w:space="0"/>
-        </w:tcBorders>
-      </w:tcPr>
-    </w:tblStylePr>
-    <w:tblStylePr w:type="lastRow">
+    <w:tblStylePr w:type="firstRow">
       <w:rPr>
         <w:b/>
         <w:color w:val="404040"/>
@@ -9540,6 +9278,52 @@
         </w:tcBorders>
       </w:tcPr>
     </w:tblStylePr>
+    <w:tblStylePr w:type="lastCol">
+      <w:rPr>
+        <w:i/>
+        <w:color w:val="404040"/>
+      </w:rPr>
+      <w:pPr>
+        <w:pBdr/>
+        <w:spacing/>
+        <w:ind/>
+      </w:pPr>
+      <w:tblPr>
+        <w:tblBorders/>
+      </w:tblPr>
+      <w:tcPr>
+        <w:shd w:val="clear" w:color="ffffff"/>
+        <w:tcBorders>
+          <w:top w:val="none" w:color="000000" w:sz="4" w:space="0"/>
+          <w:left w:val="none" w:color="000000" w:sz="4" w:space="0"/>
+          <w:bottom w:val="none" w:color="000000" w:sz="4" w:space="0"/>
+          <w:right w:val="none" w:color="000000" w:sz="4" w:space="0"/>
+        </w:tcBorders>
+      </w:tcPr>
+    </w:tblStylePr>
+    <w:tblStylePr w:type="lastRow">
+      <w:rPr>
+        <w:b/>
+        <w:color w:val="404040"/>
+      </w:rPr>
+      <w:pPr>
+        <w:pBdr/>
+        <w:spacing/>
+        <w:ind/>
+      </w:pPr>
+      <w:tblPr>
+        <w:tblBorders/>
+      </w:tblPr>
+      <w:tcPr>
+        <w:shd w:val="clear" w:color="ffffff"/>
+        <w:tcBorders>
+          <w:top w:val="none" w:color="000000" w:sz="4" w:space="0"/>
+          <w:left w:val="none" w:color="000000" w:sz="4" w:space="0"/>
+          <w:bottom w:val="none" w:color="000000" w:sz="4" w:space="0"/>
+          <w:right w:val="none" w:color="000000" w:sz="4" w:space="0"/>
+        </w:tcBorders>
+      </w:tcPr>
+    </w:tblStylePr>
     <w:tblStylePr w:type="nwCell">
       <w:pPr>
         <w:pBdr/>
@@ -9606,9 +9390,9 @@
       </w:tcPr>
     </w:tblStylePr>
   </w:style>
-  <w:style w:type="table" w:styleId="40">
+  <w:style w:type="table" w:styleId="733">
     <w:name w:val="Grid Table 4"/>
-    <w:basedOn w:val="665"/>
+    <w:basedOn w:val="891"/>
     <w:uiPriority w:val="59"/>
     <w:pPr>
       <w:pBdr/>
@@ -9839,9 +9623,9 @@
       </w:tcPr>
     </w:tblStylePr>
   </w:style>
-  <w:style w:type="table" w:styleId="41">
+  <w:style w:type="table" w:styleId="734">
     <w:name w:val="Grid Table 4 - Accent 1"/>
-    <w:basedOn w:val="665"/>
+    <w:basedOn w:val="891"/>
     <w:uiPriority w:val="59"/>
     <w:pPr>
       <w:pBdr/>
@@ -10072,9 +9856,9 @@
       </w:tcPr>
     </w:tblStylePr>
   </w:style>
-  <w:style w:type="table" w:styleId="42">
+  <w:style w:type="table" w:styleId="735">
     <w:name w:val="Grid Table 4 - Accent 2"/>
-    <w:basedOn w:val="665"/>
+    <w:basedOn w:val="891"/>
     <w:uiPriority w:val="59"/>
     <w:pPr>
       <w:pBdr/>
@@ -10305,9 +10089,9 @@
       </w:tcPr>
     </w:tblStylePr>
   </w:style>
-  <w:style w:type="table" w:styleId="43">
+  <w:style w:type="table" w:styleId="736">
     <w:name w:val="Grid Table 4 - Accent 3"/>
-    <w:basedOn w:val="665"/>
+    <w:basedOn w:val="891"/>
     <w:uiPriority w:val="59"/>
     <w:pPr>
       <w:pBdr/>
@@ -10538,9 +10322,9 @@
       </w:tcPr>
     </w:tblStylePr>
   </w:style>
-  <w:style w:type="table" w:styleId="44">
+  <w:style w:type="table" w:styleId="737">
     <w:name w:val="Grid Table 4 - Accent 4"/>
-    <w:basedOn w:val="665"/>
+    <w:basedOn w:val="891"/>
     <w:uiPriority w:val="59"/>
     <w:pPr>
       <w:pBdr/>
@@ -10771,9 +10555,9 @@
       </w:tcPr>
     </w:tblStylePr>
   </w:style>
-  <w:style w:type="table" w:styleId="45">
+  <w:style w:type="table" w:styleId="738">
     <w:name w:val="Grid Table 4 - Accent 5"/>
-    <w:basedOn w:val="665"/>
+    <w:basedOn w:val="891"/>
     <w:uiPriority w:val="59"/>
     <w:pPr>
       <w:pBdr/>
@@ -11004,9 +10788,9 @@
       </w:tcPr>
     </w:tblStylePr>
   </w:style>
-  <w:style w:type="table" w:styleId="46">
+  <w:style w:type="table" w:styleId="739">
     <w:name w:val="Grid Table 4 - Accent 6"/>
-    <w:basedOn w:val="665"/>
+    <w:basedOn w:val="891"/>
     <w:uiPriority w:val="59"/>
     <w:pPr>
       <w:pBdr/>
@@ -11237,9 +11021,9 @@
       </w:tcPr>
     </w:tblStylePr>
   </w:style>
-  <w:style w:type="table" w:styleId="47">
+  <w:style w:type="table" w:styleId="740">
     <w:name w:val="Grid Table 5 Dark"/>
-    <w:basedOn w:val="665"/>
+    <w:basedOn w:val="891"/>
     <w:uiPriority w:val="99"/>
     <w:pPr>
       <w:pBdr/>
@@ -11465,9 +11249,9 @@
       </w:tcPr>
     </w:tblStylePr>
   </w:style>
-  <w:style w:type="table" w:styleId="48">
+  <w:style w:type="table" w:styleId="741">
     <w:name w:val="Grid Table 5 Dark- Accent 1"/>
-    <w:basedOn w:val="665"/>
+    <w:basedOn w:val="891"/>
     <w:uiPriority w:val="99"/>
     <w:pPr>
       <w:pBdr/>
@@ -11693,9 +11477,9 @@
       </w:tcPr>
     </w:tblStylePr>
   </w:style>
-  <w:style w:type="table" w:styleId="49">
+  <w:style w:type="table" w:styleId="742">
     <w:name w:val="Grid Table 5 Dark - Accent 2"/>
-    <w:basedOn w:val="665"/>
+    <w:basedOn w:val="891"/>
     <w:uiPriority w:val="99"/>
     <w:pPr>
       <w:pBdr/>
@@ -11921,9 +11705,9 @@
       </w:tcPr>
     </w:tblStylePr>
   </w:style>
-  <w:style w:type="table" w:styleId="50">
+  <w:style w:type="table" w:styleId="743">
     <w:name w:val="Grid Table 5 Dark - Accent 3"/>
-    <w:basedOn w:val="665"/>
+    <w:basedOn w:val="891"/>
     <w:uiPriority w:val="99"/>
     <w:pPr>
       <w:pBdr/>
@@ -12149,9 +11933,9 @@
       </w:tcPr>
     </w:tblStylePr>
   </w:style>
-  <w:style w:type="table" w:styleId="51">
+  <w:style w:type="table" w:styleId="744">
     <w:name w:val="Grid Table 5 Dark- Accent 4"/>
-    <w:basedOn w:val="665"/>
+    <w:basedOn w:val="891"/>
     <w:uiPriority w:val="99"/>
     <w:pPr>
       <w:pBdr/>
@@ -12377,9 +12161,9 @@
       </w:tcPr>
     </w:tblStylePr>
   </w:style>
-  <w:style w:type="table" w:styleId="52">
+  <w:style w:type="table" w:styleId="745">
     <w:name w:val="Grid Table 5 Dark - Accent 5"/>
-    <w:basedOn w:val="665"/>
+    <w:basedOn w:val="891"/>
     <w:uiPriority w:val="99"/>
     <w:pPr>
       <w:pBdr/>
@@ -12605,9 +12389,9 @@
       </w:tcPr>
     </w:tblStylePr>
   </w:style>
-  <w:style w:type="table" w:styleId="53">
+  <w:style w:type="table" w:styleId="746">
     <w:name w:val="Grid Table 5 Dark - Accent 6"/>
-    <w:basedOn w:val="665"/>
+    <w:basedOn w:val="891"/>
     <w:uiPriority w:val="99"/>
     <w:pPr>
       <w:pBdr/>
@@ -12833,9 +12617,9 @@
       </w:tcPr>
     </w:tblStylePr>
   </w:style>
-  <w:style w:type="table" w:styleId="54">
+  <w:style w:type="table" w:styleId="747">
     <w:name w:val="Grid Table 6 Colorful"/>
-    <w:basedOn w:val="665"/>
+    <w:basedOn w:val="891"/>
     <w:uiPriority w:val="99"/>
     <w:pPr>
       <w:pBdr/>
@@ -13063,9 +12847,9 @@
       </w:tcPr>
     </w:tblStylePr>
   </w:style>
-  <w:style w:type="table" w:styleId="55">
+  <w:style w:type="table" w:styleId="748">
     <w:name w:val="Grid Table 6 Colorful - Accent 1"/>
-    <w:basedOn w:val="665"/>
+    <w:basedOn w:val="891"/>
     <w:uiPriority w:val="99"/>
     <w:pPr>
       <w:pBdr/>
@@ -13293,9 +13077,9 @@
       </w:tcPr>
     </w:tblStylePr>
   </w:style>
-  <w:style w:type="table" w:styleId="56">
+  <w:style w:type="table" w:styleId="749">
     <w:name w:val="Grid Table 6 Colorful - Accent 2"/>
-    <w:basedOn w:val="665"/>
+    <w:basedOn w:val="891"/>
     <w:uiPriority w:val="99"/>
     <w:pPr>
       <w:pBdr/>
@@ -13523,9 +13307,9 @@
       </w:tcPr>
     </w:tblStylePr>
   </w:style>
-  <w:style w:type="table" w:styleId="57">
+  <w:style w:type="table" w:styleId="750">
     <w:name w:val="Grid Table 6 Colorful - Accent 3"/>
-    <w:basedOn w:val="665"/>
+    <w:basedOn w:val="891"/>
     <w:uiPriority w:val="99"/>
     <w:pPr>
       <w:pBdr/>
@@ -13753,9 +13537,9 @@
       </w:tcPr>
     </w:tblStylePr>
   </w:style>
-  <w:style w:type="table" w:styleId="58">
+  <w:style w:type="table" w:styleId="751">
     <w:name w:val="Grid Table 6 Colorful - Accent 4"/>
-    <w:basedOn w:val="665"/>
+    <w:basedOn w:val="891"/>
     <w:uiPriority w:val="99"/>
     <w:pPr>
       <w:pBdr/>
@@ -13983,9 +13767,9 @@
       </w:tcPr>
     </w:tblStylePr>
   </w:style>
-  <w:style w:type="table" w:styleId="59">
+  <w:style w:type="table" w:styleId="752">
     <w:name w:val="Grid Table 6 Colorful - Accent 5"/>
-    <w:basedOn w:val="665"/>
+    <w:basedOn w:val="891"/>
     <w:uiPriority w:val="99"/>
     <w:pPr>
       <w:pBdr/>
@@ -14213,9 +13997,9 @@
       </w:tcPr>
     </w:tblStylePr>
   </w:style>
-  <w:style w:type="table" w:styleId="60">
+  <w:style w:type="table" w:styleId="753">
     <w:name w:val="Grid Table 6 Colorful - Accent 6"/>
-    <w:basedOn w:val="665"/>
+    <w:basedOn w:val="891"/>
     <w:uiPriority w:val="99"/>
     <w:pPr>
       <w:pBdr/>
@@ -14443,9 +14227,9 @@
       </w:tcPr>
     </w:tblStylePr>
   </w:style>
-  <w:style w:type="table" w:styleId="61">
+  <w:style w:type="table" w:styleId="754">
     <w:name w:val="Grid Table 7 Colorful"/>
-    <w:basedOn w:val="665"/>
+    <w:basedOn w:val="891"/>
     <w:uiPriority w:val="99"/>
     <w:pPr>
       <w:pBdr/>
@@ -14547,11 +14331,11 @@
         <w:tblBorders/>
       </w:tblPr>
       <w:tcPr>
-        <w:shd w:color="ffffff"/>
+        <w:shd w:val="clear" w:color="ffffff"/>
         <w:tcBorders>
-          <w:top w:val="none"/>
-          <w:left w:val="none"/>
-          <w:bottom w:val="none"/>
+          <w:top w:val="none" w:color="000000" w:sz="4" w:space="0"/>
+          <w:left w:val="none" w:color="000000" w:sz="4" w:space="0"/>
+          <w:bottom w:val="none" w:color="000000" w:sz="4" w:space="0"/>
           <w:right w:val="single" w:color="000000" w:themeColor="text1" w:themeTint="80" w:sz="4" w:space="0"/>
         </w:tcBorders>
       </w:tcPr>
@@ -14574,10 +14358,10 @@
       <w:tcPr>
         <w:shd w:val="clear" w:color="ffffff" w:themeColor="light1" w:fill="ffffff" w:themeFill="light1"/>
         <w:tcBorders>
-          <w:top w:val="none"/>
-          <w:left w:val="none"/>
+          <w:top w:val="none" w:color="000000" w:sz="4" w:space="0"/>
+          <w:left w:val="none" w:color="000000" w:sz="4" w:space="0"/>
           <w:bottom w:val="single" w:color="000000" w:themeColor="text1" w:themeTint="80" w:sz="4" w:space="0"/>
-          <w:right w:val="none"/>
+          <w:right w:val="none" w:color="000000" w:sz="4" w:space="0"/>
         </w:tcBorders>
       </w:tcPr>
     </w:tblStylePr>
@@ -14597,12 +14381,12 @@
         <w:tblBorders/>
       </w:tblPr>
       <w:tcPr>
-        <w:shd w:color="ffffff"/>
+        <w:shd w:val="clear" w:color="ffffff"/>
         <w:tcBorders>
-          <w:top w:val="none"/>
+          <w:top w:val="none" w:color="000000" w:sz="4" w:space="0"/>
           <w:left w:val="single" w:color="000000" w:themeColor="text1" w:themeTint="80" w:sz="4" w:space="0"/>
-          <w:bottom w:val="none"/>
-          <w:right w:val="none"/>
+          <w:bottom w:val="none" w:color="000000" w:sz="4" w:space="0"/>
+          <w:right w:val="none" w:color="000000" w:sz="4" w:space="0"/>
         </w:tcBorders>
       </w:tcPr>
     </w:tblStylePr>
@@ -14625,9 +14409,9 @@
         <w:shd w:val="clear" w:color="ffffff" w:themeColor="light1" w:fill="ffffff" w:themeFill="light1"/>
         <w:tcBorders>
           <w:top w:val="single" w:color="000000" w:themeColor="text1" w:themeTint="80" w:sz="4" w:space="0"/>
-          <w:left w:val="none"/>
-          <w:bottom w:val="none"/>
-          <w:right w:val="none"/>
+          <w:left w:val="none" w:color="000000" w:sz="4" w:space="0"/>
+          <w:bottom w:val="none" w:color="000000" w:sz="4" w:space="0"/>
+          <w:right w:val="none" w:color="000000" w:sz="4" w:space="0"/>
         </w:tcBorders>
       </w:tcPr>
     </w:tblStylePr>
@@ -14697,9 +14481,9 @@
       </w:tcPr>
     </w:tblStylePr>
   </w:style>
-  <w:style w:type="table" w:styleId="62">
+  <w:style w:type="table" w:styleId="755">
     <w:name w:val="Grid Table 7 Colorful - Accent 1"/>
-    <w:basedOn w:val="665"/>
+    <w:basedOn w:val="891"/>
     <w:uiPriority w:val="99"/>
     <w:pPr>
       <w:pBdr/>
@@ -14801,11 +14585,11 @@
         <w:tblBorders/>
       </w:tblPr>
       <w:tcPr>
-        <w:shd w:color="ffffff"/>
+        <w:shd w:val="clear" w:color="ffffff"/>
         <w:tcBorders>
-          <w:top w:val="none"/>
-          <w:left w:val="none"/>
-          <w:bottom w:val="none"/>
+          <w:top w:val="none" w:color="000000" w:sz="4" w:space="0"/>
+          <w:left w:val="none" w:color="000000" w:sz="4" w:space="0"/>
+          <w:bottom w:val="none" w:color="000000" w:sz="4" w:space="0"/>
           <w:right w:val="single" w:color="000000" w:themeColor="accent1" w:themeTint="80" w:sz="4" w:space="0"/>
         </w:tcBorders>
       </w:tcPr>
@@ -14828,10 +14612,10 @@
       <w:tcPr>
         <w:shd w:val="clear" w:color="ffffff" w:themeColor="light1" w:fill="ffffff" w:themeFill="light1"/>
         <w:tcBorders>
-          <w:top w:val="none"/>
-          <w:left w:val="none"/>
+          <w:top w:val="none" w:color="000000" w:sz="4" w:space="0"/>
+          <w:left w:val="none" w:color="000000" w:sz="4" w:space="0"/>
           <w:bottom w:val="single" w:color="000000" w:themeColor="accent1" w:themeTint="80" w:sz="4" w:space="0"/>
-          <w:right w:val="none"/>
+          <w:right w:val="none" w:color="000000" w:sz="4" w:space="0"/>
         </w:tcBorders>
       </w:tcPr>
     </w:tblStylePr>
@@ -14851,12 +14635,12 @@
         <w:tblBorders/>
       </w:tblPr>
       <w:tcPr>
-        <w:shd w:color="ffffff"/>
+        <w:shd w:val="clear" w:color="ffffff"/>
         <w:tcBorders>
-          <w:top w:val="none"/>
+          <w:top w:val="none" w:color="000000" w:sz="4" w:space="0"/>
           <w:left w:val="single" w:color="000000" w:themeColor="accent1" w:themeTint="80" w:sz="4" w:space="0"/>
-          <w:bottom w:val="none"/>
-          <w:right w:val="none"/>
+          <w:bottom w:val="none" w:color="000000" w:sz="4" w:space="0"/>
+          <w:right w:val="none" w:color="000000" w:sz="4" w:space="0"/>
         </w:tcBorders>
       </w:tcPr>
     </w:tblStylePr>
@@ -14879,9 +14663,9 @@
         <w:shd w:val="clear" w:color="ffffff" w:themeColor="light1" w:fill="ffffff" w:themeFill="light1"/>
         <w:tcBorders>
           <w:top w:val="single" w:color="000000" w:themeColor="accent1" w:themeTint="80" w:sz="4" w:space="0"/>
-          <w:left w:val="none"/>
-          <w:bottom w:val="none"/>
-          <w:right w:val="none"/>
+          <w:left w:val="none" w:color="000000" w:sz="4" w:space="0"/>
+          <w:bottom w:val="none" w:color="000000" w:sz="4" w:space="0"/>
+          <w:right w:val="none" w:color="000000" w:sz="4" w:space="0"/>
         </w:tcBorders>
       </w:tcPr>
     </w:tblStylePr>
@@ -14951,9 +14735,9 @@
       </w:tcPr>
     </w:tblStylePr>
   </w:style>
-  <w:style w:type="table" w:styleId="63">
+  <w:style w:type="table" w:styleId="756">
     <w:name w:val="Grid Table 7 Colorful - Accent 2"/>
-    <w:basedOn w:val="665"/>
+    <w:basedOn w:val="891"/>
     <w:uiPriority w:val="99"/>
     <w:pPr>
       <w:pBdr/>
@@ -15055,11 +14839,11 @@
         <w:tblBorders/>
       </w:tblPr>
       <w:tcPr>
-        <w:shd w:color="ffffff"/>
+        <w:shd w:val="clear" w:color="ffffff"/>
         <w:tcBorders>
-          <w:top w:val="none"/>
-          <w:left w:val="none"/>
-          <w:bottom w:val="none"/>
+          <w:top w:val="none" w:color="000000" w:sz="4" w:space="0"/>
+          <w:left w:val="none" w:color="000000" w:sz="4" w:space="0"/>
+          <w:bottom w:val="none" w:color="000000" w:sz="4" w:space="0"/>
           <w:right w:val="single" w:color="000000" w:themeColor="accent2" w:themeTint="97" w:sz="4" w:space="0"/>
         </w:tcBorders>
       </w:tcPr>
@@ -15082,10 +14866,10 @@
       <w:tcPr>
         <w:shd w:val="clear" w:color="ffffff" w:themeColor="light1" w:fill="ffffff" w:themeFill="light1"/>
         <w:tcBorders>
-          <w:top w:val="none"/>
-          <w:left w:val="none"/>
+          <w:top w:val="none" w:color="000000" w:sz="4" w:space="0"/>
+          <w:left w:val="none" w:color="000000" w:sz="4" w:space="0"/>
           <w:bottom w:val="single" w:color="000000" w:themeColor="accent2" w:themeTint="97" w:sz="4" w:space="0"/>
-          <w:right w:val="none"/>
+          <w:right w:val="none" w:color="000000" w:sz="4" w:space="0"/>
         </w:tcBorders>
       </w:tcPr>
     </w:tblStylePr>
@@ -15105,12 +14889,12 @@
         <w:tblBorders/>
       </w:tblPr>
       <w:tcPr>
-        <w:shd w:color="ffffff"/>
+        <w:shd w:val="clear" w:color="ffffff"/>
         <w:tcBorders>
-          <w:top w:val="none"/>
+          <w:top w:val="none" w:color="000000" w:sz="4" w:space="0"/>
           <w:left w:val="single" w:color="000000" w:themeColor="accent2" w:themeTint="97" w:sz="4" w:space="0"/>
-          <w:bottom w:val="none"/>
-          <w:right w:val="none"/>
+          <w:bottom w:val="none" w:color="000000" w:sz="4" w:space="0"/>
+          <w:right w:val="none" w:color="000000" w:sz="4" w:space="0"/>
         </w:tcBorders>
       </w:tcPr>
     </w:tblStylePr>
@@ -15133,9 +14917,9 @@
         <w:shd w:val="clear" w:color="ffffff" w:themeColor="light1" w:fill="ffffff" w:themeFill="light1"/>
         <w:tcBorders>
           <w:top w:val="single" w:color="000000" w:themeColor="accent2" w:themeTint="97" w:sz="4" w:space="0"/>
-          <w:left w:val="none"/>
-          <w:bottom w:val="none"/>
-          <w:right w:val="none"/>
+          <w:left w:val="none" w:color="000000" w:sz="4" w:space="0"/>
+          <w:bottom w:val="none" w:color="000000" w:sz="4" w:space="0"/>
+          <w:right w:val="none" w:color="000000" w:sz="4" w:space="0"/>
         </w:tcBorders>
       </w:tcPr>
     </w:tblStylePr>
@@ -15205,9 +14989,9 @@
       </w:tcPr>
     </w:tblStylePr>
   </w:style>
-  <w:style w:type="table" w:styleId="64">
+  <w:style w:type="table" w:styleId="757">
     <w:name w:val="Grid Table 7 Colorful - Accent 3"/>
-    <w:basedOn w:val="665"/>
+    <w:basedOn w:val="891"/>
     <w:uiPriority w:val="99"/>
     <w:pPr>
       <w:pBdr/>
@@ -15309,11 +15093,11 @@
         <w:tblBorders/>
       </w:tblPr>
       <w:tcPr>
-        <w:shd w:color="ffffff"/>
+        <w:shd w:val="clear" w:color="ffffff"/>
         <w:tcBorders>
-          <w:top w:val="none"/>
-          <w:left w:val="none"/>
-          <w:bottom w:val="none"/>
+          <w:top w:val="none" w:color="000000" w:sz="4" w:space="0"/>
+          <w:left w:val="none" w:color="000000" w:sz="4" w:space="0"/>
+          <w:bottom w:val="none" w:color="000000" w:sz="4" w:space="0"/>
           <w:right w:val="single" w:color="000000" w:themeColor="accent3" w:themeTint="FE" w:sz="4" w:space="0"/>
         </w:tcBorders>
       </w:tcPr>
@@ -15336,10 +15120,10 @@
       <w:tcPr>
         <w:shd w:val="clear" w:color="ffffff" w:themeColor="light1" w:fill="ffffff" w:themeFill="light1"/>
         <w:tcBorders>
-          <w:top w:val="none"/>
-          <w:left w:val="none"/>
+          <w:top w:val="none" w:color="000000" w:sz="4" w:space="0"/>
+          <w:left w:val="none" w:color="000000" w:sz="4" w:space="0"/>
           <w:bottom w:val="single" w:color="000000" w:themeColor="accent3" w:themeTint="FE" w:sz="4" w:space="0"/>
-          <w:right w:val="none"/>
+          <w:right w:val="none" w:color="000000" w:sz="4" w:space="0"/>
         </w:tcBorders>
       </w:tcPr>
     </w:tblStylePr>
@@ -15359,12 +15143,12 @@
         <w:tblBorders/>
       </w:tblPr>
       <w:tcPr>
-        <w:shd w:color="ffffff"/>
+        <w:shd w:val="clear" w:color="ffffff"/>
         <w:tcBorders>
-          <w:top w:val="none"/>
+          <w:top w:val="none" w:color="000000" w:sz="4" w:space="0"/>
           <w:left w:val="single" w:color="000000" w:themeColor="accent3" w:themeTint="FE" w:sz="4" w:space="0"/>
-          <w:bottom w:val="none"/>
-          <w:right w:val="none"/>
+          <w:bottom w:val="none" w:color="000000" w:sz="4" w:space="0"/>
+          <w:right w:val="none" w:color="000000" w:sz="4" w:space="0"/>
         </w:tcBorders>
       </w:tcPr>
     </w:tblStylePr>
@@ -15387,9 +15171,9 @@
         <w:shd w:val="clear" w:color="ffffff" w:themeColor="light1" w:fill="ffffff" w:themeFill="light1"/>
         <w:tcBorders>
           <w:top w:val="single" w:color="000000" w:themeColor="accent3" w:themeTint="FE" w:sz="4" w:space="0"/>
-          <w:left w:val="none"/>
-          <w:bottom w:val="none"/>
-          <w:right w:val="none"/>
+          <w:left w:val="none" w:color="000000" w:sz="4" w:space="0"/>
+          <w:bottom w:val="none" w:color="000000" w:sz="4" w:space="0"/>
+          <w:right w:val="none" w:color="000000" w:sz="4" w:space="0"/>
         </w:tcBorders>
       </w:tcPr>
     </w:tblStylePr>
@@ -15459,9 +15243,9 @@
       </w:tcPr>
     </w:tblStylePr>
   </w:style>
-  <w:style w:type="table" w:styleId="65">
+  <w:style w:type="table" w:styleId="758">
     <w:name w:val="Grid Table 7 Colorful - Accent 4"/>
-    <w:basedOn w:val="665"/>
+    <w:basedOn w:val="891"/>
     <w:uiPriority w:val="99"/>
     <w:pPr>
       <w:pBdr/>
@@ -15563,11 +15347,11 @@
         <w:tblBorders/>
       </w:tblPr>
       <w:tcPr>
-        <w:shd w:color="ffffff"/>
+        <w:shd w:val="clear" w:color="ffffff"/>
         <w:tcBorders>
-          <w:top w:val="none"/>
-          <w:left w:val="none"/>
-          <w:bottom w:val="none"/>
+          <w:top w:val="none" w:color="000000" w:sz="4" w:space="0"/>
+          <w:left w:val="none" w:color="000000" w:sz="4" w:space="0"/>
+          <w:bottom w:val="none" w:color="000000" w:sz="4" w:space="0"/>
           <w:right w:val="single" w:color="000000" w:themeColor="accent4" w:themeTint="9A" w:sz="4" w:space="0"/>
         </w:tcBorders>
       </w:tcPr>
@@ -15590,10 +15374,10 @@
       <w:tcPr>
         <w:shd w:val="clear" w:color="ffffff" w:themeColor="light1" w:fill="ffffff" w:themeFill="light1"/>
         <w:tcBorders>
-          <w:top w:val="none"/>
-          <w:left w:val="none"/>
+          <w:top w:val="none" w:color="000000" w:sz="4" w:space="0"/>
+          <w:left w:val="none" w:color="000000" w:sz="4" w:space="0"/>
           <w:bottom w:val="single" w:color="000000" w:themeColor="accent4" w:themeTint="9A" w:sz="4" w:space="0"/>
-          <w:right w:val="none"/>
+          <w:right w:val="none" w:color="000000" w:sz="4" w:space="0"/>
         </w:tcBorders>
       </w:tcPr>
     </w:tblStylePr>
@@ -15613,12 +15397,12 @@
         <w:tblBorders/>
       </w:tblPr>
       <w:tcPr>
-        <w:shd w:color="ffffff"/>
+        <w:shd w:val="clear" w:color="ffffff"/>
         <w:tcBorders>
-          <w:top w:val="none"/>
+          <w:top w:val="none" w:color="000000" w:sz="4" w:space="0"/>
           <w:left w:val="single" w:color="000000" w:themeColor="accent4" w:themeTint="9A" w:sz="4" w:space="0"/>
-          <w:bottom w:val="none"/>
-          <w:right w:val="none"/>
+          <w:bottom w:val="none" w:color="000000" w:sz="4" w:space="0"/>
+          <w:right w:val="none" w:color="000000" w:sz="4" w:space="0"/>
         </w:tcBorders>
       </w:tcPr>
     </w:tblStylePr>
@@ -15641,9 +15425,9 @@
         <w:shd w:val="clear" w:color="ffffff" w:themeColor="light1" w:fill="ffffff" w:themeFill="light1"/>
         <w:tcBorders>
           <w:top w:val="single" w:color="000000" w:themeColor="accent4" w:themeTint="9A" w:sz="4" w:space="0"/>
-          <w:left w:val="none"/>
-          <w:bottom w:val="none"/>
-          <w:right w:val="none"/>
+          <w:left w:val="none" w:color="000000" w:sz="4" w:space="0"/>
+          <w:bottom w:val="none" w:color="000000" w:sz="4" w:space="0"/>
+          <w:right w:val="none" w:color="000000" w:sz="4" w:space="0"/>
         </w:tcBorders>
       </w:tcPr>
     </w:tblStylePr>
@@ -15713,9 +15497,9 @@
       </w:tcPr>
     </w:tblStylePr>
   </w:style>
-  <w:style w:type="table" w:styleId="66">
+  <w:style w:type="table" w:styleId="759">
     <w:name w:val="Grid Table 7 Colorful - Accent 5"/>
-    <w:basedOn w:val="665"/>
+    <w:basedOn w:val="891"/>
     <w:uiPriority w:val="99"/>
     <w:pPr>
       <w:pBdr/>
@@ -15817,11 +15601,11 @@
         <w:tblBorders/>
       </w:tblPr>
       <w:tcPr>
-        <w:shd w:color="ffffff"/>
+        <w:shd w:val="clear" w:color="ffffff"/>
         <w:tcBorders>
-          <w:top w:val="none"/>
-          <w:left w:val="none"/>
-          <w:bottom w:val="none"/>
+          <w:top w:val="none" w:color="000000" w:sz="4" w:space="0"/>
+          <w:left w:val="none" w:color="000000" w:sz="4" w:space="0"/>
+          <w:bottom w:val="none" w:color="000000" w:sz="4" w:space="0"/>
           <w:right w:val="single" w:color="000000" w:themeColor="accent5" w:themeTint="90" w:sz="4" w:space="0"/>
         </w:tcBorders>
       </w:tcPr>
@@ -15844,10 +15628,10 @@
       <w:tcPr>
         <w:shd w:val="clear" w:color="ffffff" w:themeColor="light1" w:fill="ffffff" w:themeFill="light1"/>
         <w:tcBorders>
-          <w:top w:val="none"/>
-          <w:left w:val="none"/>
+          <w:top w:val="none" w:color="000000" w:sz="4" w:space="0"/>
+          <w:left w:val="none" w:color="000000" w:sz="4" w:space="0"/>
           <w:bottom w:val="single" w:color="000000" w:themeColor="accent5" w:themeTint="90" w:sz="4" w:space="0"/>
-          <w:right w:val="none"/>
+          <w:right w:val="none" w:color="000000" w:sz="4" w:space="0"/>
         </w:tcBorders>
       </w:tcPr>
     </w:tblStylePr>
@@ -15867,12 +15651,12 @@
         <w:tblBorders/>
       </w:tblPr>
       <w:tcPr>
-        <w:shd w:color="ffffff"/>
+        <w:shd w:val="clear" w:color="ffffff"/>
         <w:tcBorders>
-          <w:top w:val="none"/>
+          <w:top w:val="none" w:color="000000" w:sz="4" w:space="0"/>
           <w:left w:val="single" w:color="000000" w:themeColor="accent5" w:themeTint="90" w:sz="4" w:space="0"/>
-          <w:bottom w:val="none"/>
-          <w:right w:val="none"/>
+          <w:bottom w:val="none" w:color="000000" w:sz="4" w:space="0"/>
+          <w:right w:val="none" w:color="000000" w:sz="4" w:space="0"/>
         </w:tcBorders>
       </w:tcPr>
     </w:tblStylePr>
@@ -15895,9 +15679,9 @@
         <w:shd w:val="clear" w:color="ffffff" w:themeColor="light1" w:fill="ffffff" w:themeFill="light1"/>
         <w:tcBorders>
           <w:top w:val="single" w:color="000000" w:themeColor="accent5" w:themeTint="90" w:sz="4" w:space="0"/>
-          <w:left w:val="none"/>
-          <w:bottom w:val="none"/>
-          <w:right w:val="none"/>
+          <w:left w:val="none" w:color="000000" w:sz="4" w:space="0"/>
+          <w:bottom w:val="none" w:color="000000" w:sz="4" w:space="0"/>
+          <w:right w:val="none" w:color="000000" w:sz="4" w:space="0"/>
         </w:tcBorders>
       </w:tcPr>
     </w:tblStylePr>
@@ -15967,9 +15751,9 @@
       </w:tcPr>
     </w:tblStylePr>
   </w:style>
-  <w:style w:type="table" w:styleId="67">
+  <w:style w:type="table" w:styleId="760">
     <w:name w:val="Grid Table 7 Colorful - Accent 6"/>
-    <w:basedOn w:val="665"/>
+    <w:basedOn w:val="891"/>
     <w:uiPriority w:val="99"/>
     <w:pPr>
       <w:pBdr/>
@@ -16071,11 +15855,11 @@
         <w:tblBorders/>
       </w:tblPr>
       <w:tcPr>
-        <w:shd w:color="ffffff"/>
+        <w:shd w:val="clear" w:color="ffffff"/>
         <w:tcBorders>
-          <w:top w:val="none"/>
-          <w:left w:val="none"/>
-          <w:bottom w:val="none"/>
+          <w:top w:val="none" w:color="000000" w:sz="4" w:space="0"/>
+          <w:left w:val="none" w:color="000000" w:sz="4" w:space="0"/>
+          <w:bottom w:val="none" w:color="000000" w:sz="4" w:space="0"/>
           <w:right w:val="single" w:color="000000" w:themeColor="accent6" w:themeTint="90" w:sz="4" w:space="0"/>
         </w:tcBorders>
       </w:tcPr>
@@ -16098,10 +15882,10 @@
       <w:tcPr>
         <w:shd w:val="clear" w:color="ffffff" w:themeColor="light1" w:fill="ffffff" w:themeFill="light1"/>
         <w:tcBorders>
-          <w:top w:val="none"/>
-          <w:left w:val="none"/>
+          <w:top w:val="none" w:color="000000" w:sz="4" w:space="0"/>
+          <w:left w:val="none" w:color="000000" w:sz="4" w:space="0"/>
           <w:bottom w:val="single" w:color="000000" w:themeColor="accent6" w:themeTint="90" w:sz="4" w:space="0"/>
-          <w:right w:val="none"/>
+          <w:right w:val="none" w:color="000000" w:sz="4" w:space="0"/>
         </w:tcBorders>
       </w:tcPr>
     </w:tblStylePr>
@@ -16121,12 +15905,12 @@
         <w:tblBorders/>
       </w:tblPr>
       <w:tcPr>
-        <w:shd w:color="ffffff"/>
+        <w:shd w:val="clear" w:color="ffffff"/>
         <w:tcBorders>
-          <w:top w:val="none"/>
+          <w:top w:val="none" w:color="000000" w:sz="4" w:space="0"/>
           <w:left w:val="single" w:color="000000" w:themeColor="accent6" w:themeTint="90" w:sz="4" w:space="0"/>
-          <w:bottom w:val="none"/>
-          <w:right w:val="none"/>
+          <w:bottom w:val="none" w:color="000000" w:sz="4" w:space="0"/>
+          <w:right w:val="none" w:color="000000" w:sz="4" w:space="0"/>
         </w:tcBorders>
       </w:tcPr>
     </w:tblStylePr>
@@ -16149,9 +15933,9 @@
         <w:shd w:val="clear" w:color="ffffff" w:themeColor="light1" w:fill="ffffff" w:themeFill="light1"/>
         <w:tcBorders>
           <w:top w:val="single" w:color="000000" w:themeColor="accent6" w:themeTint="90" w:sz="4" w:space="0"/>
-          <w:left w:val="none"/>
-          <w:bottom w:val="none"/>
-          <w:right w:val="none"/>
+          <w:left w:val="none" w:color="000000" w:sz="4" w:space="0"/>
+          <w:bottom w:val="none" w:color="000000" w:sz="4" w:space="0"/>
+          <w:right w:val="none" w:color="000000" w:sz="4" w:space="0"/>
         </w:tcBorders>
       </w:tcPr>
     </w:tblStylePr>
@@ -16221,9 +16005,9 @@
       </w:tcPr>
     </w:tblStylePr>
   </w:style>
-  <w:style w:type="table" w:styleId="68">
+  <w:style w:type="table" w:styleId="761">
     <w:name w:val="List Table 1 Light"/>
-    <w:basedOn w:val="665"/>
+    <w:basedOn w:val="891"/>
     <w:uiPriority w:val="99"/>
     <w:pPr>
       <w:pBdr/>
@@ -16437,9 +16221,9 @@
       </w:tcPr>
     </w:tblStylePr>
   </w:style>
-  <w:style w:type="table" w:styleId="69">
+  <w:style w:type="table" w:styleId="762">
     <w:name w:val="List Table 1 Light - Accent 1"/>
-    <w:basedOn w:val="665"/>
+    <w:basedOn w:val="891"/>
     <w:uiPriority w:val="99"/>
     <w:pPr>
       <w:pBdr/>
@@ -16653,9 +16437,9 @@
       </w:tcPr>
     </w:tblStylePr>
   </w:style>
-  <w:style w:type="table" w:styleId="70">
+  <w:style w:type="table" w:styleId="763">
     <w:name w:val="List Table 1 Light - Accent 2"/>
-    <w:basedOn w:val="665"/>
+    <w:basedOn w:val="891"/>
     <w:uiPriority w:val="99"/>
     <w:pPr>
       <w:pBdr/>
@@ -16869,9 +16653,9 @@
       </w:tcPr>
     </w:tblStylePr>
   </w:style>
-  <w:style w:type="table" w:styleId="71">
+  <w:style w:type="table" w:styleId="764">
     <w:name w:val="List Table 1 Light - Accent 3"/>
-    <w:basedOn w:val="665"/>
+    <w:basedOn w:val="891"/>
     <w:uiPriority w:val="99"/>
     <w:pPr>
       <w:pBdr/>
@@ -17085,9 +16869,9 @@
       </w:tcPr>
     </w:tblStylePr>
   </w:style>
-  <w:style w:type="table" w:styleId="72">
+  <w:style w:type="table" w:styleId="765">
     <w:name w:val="List Table 1 Light - Accent 4"/>
-    <w:basedOn w:val="665"/>
+    <w:basedOn w:val="891"/>
     <w:uiPriority w:val="99"/>
     <w:pPr>
       <w:pBdr/>
@@ -17301,9 +17085,9 @@
       </w:tcPr>
     </w:tblStylePr>
   </w:style>
-  <w:style w:type="table" w:styleId="73">
+  <w:style w:type="table" w:styleId="766">
     <w:name w:val="List Table 1 Light - Accent 5"/>
-    <w:basedOn w:val="665"/>
+    <w:basedOn w:val="891"/>
     <w:uiPriority w:val="99"/>
     <w:pPr>
       <w:pBdr/>
@@ -17517,9 +17301,9 @@
       </w:tcPr>
     </w:tblStylePr>
   </w:style>
-  <w:style w:type="table" w:styleId="74">
+  <w:style w:type="table" w:styleId="767">
     <w:name w:val="List Table 1 Light - Accent 6"/>
-    <w:basedOn w:val="665"/>
+    <w:basedOn w:val="891"/>
     <w:uiPriority w:val="99"/>
     <w:pPr>
       <w:pBdr/>
@@ -17733,9 +17517,9 @@
       </w:tcPr>
     </w:tblStylePr>
   </w:style>
-  <w:style w:type="table" w:styleId="75">
+  <w:style w:type="table" w:styleId="768">
     <w:name w:val="List Table 2"/>
-    <w:basedOn w:val="665"/>
+    <w:basedOn w:val="891"/>
     <w:uiPriority w:val="99"/>
     <w:pPr>
       <w:pBdr/>
@@ -17971,9 +17755,9 @@
       </w:tcPr>
     </w:tblStylePr>
   </w:style>
-  <w:style w:type="table" w:styleId="76">
+  <w:style w:type="table" w:styleId="769">
     <w:name w:val="List Table 2 - Accent 1"/>
-    <w:basedOn w:val="665"/>
+    <w:basedOn w:val="891"/>
     <w:uiPriority w:val="99"/>
     <w:pPr>
       <w:pBdr/>
@@ -18209,9 +17993,9 @@
       </w:tcPr>
     </w:tblStylePr>
   </w:style>
-  <w:style w:type="table" w:styleId="77">
+  <w:style w:type="table" w:styleId="770">
     <w:name w:val="List Table 2 - Accent 2"/>
-    <w:basedOn w:val="665"/>
+    <w:basedOn w:val="891"/>
     <w:uiPriority w:val="99"/>
     <w:pPr>
       <w:pBdr/>
@@ -18447,9 +18231,9 @@
       </w:tcPr>
     </w:tblStylePr>
   </w:style>
-  <w:style w:type="table" w:styleId="78">
+  <w:style w:type="table" w:styleId="771">
     <w:name w:val="List Table 2 - Accent 3"/>
-    <w:basedOn w:val="665"/>
+    <w:basedOn w:val="891"/>
     <w:uiPriority w:val="99"/>
     <w:pPr>
       <w:pBdr/>
@@ -18685,9 +18469,9 @@
       </w:tcPr>
     </w:tblStylePr>
   </w:style>
-  <w:style w:type="table" w:styleId="79">
+  <w:style w:type="table" w:styleId="772">
     <w:name w:val="List Table 2 - Accent 4"/>
-    <w:basedOn w:val="665"/>
+    <w:basedOn w:val="891"/>
     <w:uiPriority w:val="99"/>
     <w:pPr>
       <w:pBdr/>
@@ -18923,9 +18707,9 @@
       </w:tcPr>
     </w:tblStylePr>
   </w:style>
-  <w:style w:type="table" w:styleId="80">
+  <w:style w:type="table" w:styleId="773">
     <w:name w:val="List Table 2 - Accent 5"/>
-    <w:basedOn w:val="665"/>
+    <w:basedOn w:val="891"/>
     <w:uiPriority w:val="99"/>
     <w:pPr>
       <w:pBdr/>
@@ -19161,9 +18945,9 @@
       </w:tcPr>
     </w:tblStylePr>
   </w:style>
-  <w:style w:type="table" w:styleId="81">
+  <w:style w:type="table" w:styleId="774">
     <w:name w:val="List Table 2 - Accent 6"/>
-    <w:basedOn w:val="665"/>
+    <w:basedOn w:val="891"/>
     <w:uiPriority w:val="99"/>
     <w:pPr>
       <w:pBdr/>
@@ -19399,9 +19183,9 @@
       </w:tcPr>
     </w:tblStylePr>
   </w:style>
-  <w:style w:type="table" w:styleId="82">
+  <w:style w:type="table" w:styleId="775">
     <w:name w:val="List Table 3"/>
-    <w:basedOn w:val="665"/>
+    <w:basedOn w:val="891"/>
     <w:uiPriority w:val="99"/>
     <w:pPr>
       <w:pBdr/>
@@ -19627,9 +19411,9 @@
       </w:tcPr>
     </w:tblStylePr>
   </w:style>
-  <w:style w:type="table" w:styleId="83">
+  <w:style w:type="table" w:styleId="776">
     <w:name w:val="List Table 3 - Accent 1"/>
-    <w:basedOn w:val="665"/>
+    <w:basedOn w:val="891"/>
     <w:uiPriority w:val="99"/>
     <w:pPr>
       <w:pBdr/>
@@ -19855,9 +19639,9 @@
       </w:tcPr>
     </w:tblStylePr>
   </w:style>
-  <w:style w:type="table" w:styleId="84">
+  <w:style w:type="table" w:styleId="777">
     <w:name w:val="List Table 3 - Accent 2"/>
-    <w:basedOn w:val="665"/>
+    <w:basedOn w:val="891"/>
     <w:uiPriority w:val="99"/>
     <w:pPr>
       <w:pBdr/>
@@ -20083,9 +19867,9 @@
       </w:tcPr>
     </w:tblStylePr>
   </w:style>
-  <w:style w:type="table" w:styleId="85">
+  <w:style w:type="table" w:styleId="778">
     <w:name w:val="List Table 3 - Accent 3"/>
-    <w:basedOn w:val="665"/>
+    <w:basedOn w:val="891"/>
     <w:uiPriority w:val="99"/>
     <w:pPr>
       <w:pBdr/>
@@ -20311,9 +20095,9 @@
       </w:tcPr>
     </w:tblStylePr>
   </w:style>
-  <w:style w:type="table" w:styleId="86">
+  <w:style w:type="table" w:styleId="779">
     <w:name w:val="List Table 3 - Accent 4"/>
-    <w:basedOn w:val="665"/>
+    <w:basedOn w:val="891"/>
     <w:uiPriority w:val="99"/>
     <w:pPr>
       <w:pBdr/>
@@ -20539,9 +20323,9 @@
       </w:tcPr>
     </w:tblStylePr>
   </w:style>
-  <w:style w:type="table" w:styleId="87">
+  <w:style w:type="table" w:styleId="780">
     <w:name w:val="List Table 3 - Accent 5"/>
-    <w:basedOn w:val="665"/>
+    <w:basedOn w:val="891"/>
     <w:uiPriority w:val="99"/>
     <w:pPr>
       <w:pBdr/>
@@ -20767,9 +20551,9 @@
       </w:tcPr>
     </w:tblStylePr>
   </w:style>
-  <w:style w:type="table" w:styleId="88">
+  <w:style w:type="table" w:styleId="781">
     <w:name w:val="List Table 3 - Accent 6"/>
-    <w:basedOn w:val="665"/>
+    <w:basedOn w:val="891"/>
     <w:uiPriority w:val="99"/>
     <w:pPr>
       <w:pBdr/>
@@ -20995,9 +20779,9 @@
       </w:tcPr>
     </w:tblStylePr>
   </w:style>
-  <w:style w:type="table" w:styleId="89">
+  <w:style w:type="table" w:styleId="782">
     <w:name w:val="List Table 4"/>
-    <w:basedOn w:val="665"/>
+    <w:basedOn w:val="891"/>
     <w:uiPriority w:val="99"/>
     <w:pPr>
       <w:pBdr/>
@@ -21220,9 +21004,9 @@
       </w:tcPr>
     </w:tblStylePr>
   </w:style>
-  <w:style w:type="table" w:styleId="90">
+  <w:style w:type="table" w:styleId="783">
     <w:name w:val="List Table 4 - Accent 1"/>
-    <w:basedOn w:val="665"/>
+    <w:basedOn w:val="891"/>
     <w:uiPriority w:val="99"/>
     <w:pPr>
       <w:pBdr/>
@@ -21445,9 +21229,9 @@
       </w:tcPr>
     </w:tblStylePr>
   </w:style>
-  <w:style w:type="table" w:styleId="91">
+  <w:style w:type="table" w:styleId="784">
     <w:name w:val="List Table 4 - Accent 2"/>
-    <w:basedOn w:val="665"/>
+    <w:basedOn w:val="891"/>
     <w:uiPriority w:val="99"/>
     <w:pPr>
       <w:pBdr/>
@@ -21670,9 +21454,9 @@
       </w:tcPr>
     </w:tblStylePr>
   </w:style>
-  <w:style w:type="table" w:styleId="92">
+  <w:style w:type="table" w:styleId="785">
     <w:name w:val="List Table 4 - Accent 3"/>
-    <w:basedOn w:val="665"/>
+    <w:basedOn w:val="891"/>
     <w:uiPriority w:val="99"/>
     <w:pPr>
       <w:pBdr/>
@@ -21895,9 +21679,9 @@
       </w:tcPr>
     </w:tblStylePr>
   </w:style>
-  <w:style w:type="table" w:styleId="93">
+  <w:style w:type="table" w:styleId="786">
     <w:name w:val="List Table 4 - Accent 4"/>
-    <w:basedOn w:val="665"/>
+    <w:basedOn w:val="891"/>
     <w:uiPriority w:val="99"/>
     <w:pPr>
       <w:pBdr/>
@@ -22120,9 +21904,9 @@
       </w:tcPr>
     </w:tblStylePr>
   </w:style>
-  <w:style w:type="table" w:styleId="94">
+  <w:style w:type="table" w:styleId="787">
     <w:name w:val="List Table 4 - Accent 5"/>
-    <w:basedOn w:val="665"/>
+    <w:basedOn w:val="891"/>
     <w:uiPriority w:val="99"/>
     <w:pPr>
       <w:pBdr/>
@@ -22345,9 +22129,9 @@
       </w:tcPr>
     </w:tblStylePr>
   </w:style>
-  <w:style w:type="table" w:styleId="95">
+  <w:style w:type="table" w:styleId="788">
     <w:name w:val="List Table 4 - Accent 6"/>
-    <w:basedOn w:val="665"/>
+    <w:basedOn w:val="891"/>
     <w:uiPriority w:val="99"/>
     <w:pPr>
       <w:pBdr/>
@@ -22570,9 +22354,9 @@
       </w:tcPr>
     </w:tblStylePr>
   </w:style>
-  <w:style w:type="table" w:styleId="96">
+  <w:style w:type="table" w:styleId="789">
     <w:name w:val="List Table 5 Dark"/>
-    <w:basedOn w:val="665"/>
+    <w:basedOn w:val="891"/>
     <w:uiPriority w:val="99"/>
     <w:pPr>
       <w:pBdr/>
@@ -22812,9 +22596,9 @@
       </w:tcPr>
     </w:tblStylePr>
   </w:style>
-  <w:style w:type="table" w:styleId="97">
+  <w:style w:type="table" w:styleId="790">
     <w:name w:val="List Table 5 Dark - Accent 1"/>
-    <w:basedOn w:val="665"/>
+    <w:basedOn w:val="891"/>
     <w:uiPriority w:val="99"/>
     <w:pPr>
       <w:pBdr/>
@@ -23054,9 +22838,9 @@
       </w:tcPr>
     </w:tblStylePr>
   </w:style>
-  <w:style w:type="table" w:styleId="98">
+  <w:style w:type="table" w:styleId="791">
     <w:name w:val="List Table 5 Dark - Accent 2"/>
-    <w:basedOn w:val="665"/>
+    <w:basedOn w:val="891"/>
     <w:uiPriority w:val="99"/>
     <w:pPr>
       <w:pBdr/>
@@ -23296,9 +23080,9 @@
       </w:tcPr>
     </w:tblStylePr>
   </w:style>
-  <w:style w:type="table" w:styleId="99">
+  <w:style w:type="table" w:styleId="792">
     <w:name w:val="List Table 5 Dark - Accent 3"/>
-    <w:basedOn w:val="665"/>
+    <w:basedOn w:val="891"/>
     <w:uiPriority w:val="99"/>
     <w:pPr>
       <w:pBdr/>
@@ -23538,9 +23322,9 @@
       </w:tcPr>
     </w:tblStylePr>
   </w:style>
-  <w:style w:type="table" w:styleId="100">
+  <w:style w:type="table" w:styleId="793">
     <w:name w:val="List Table 5 Dark - Accent 4"/>
-    <w:basedOn w:val="665"/>
+    <w:basedOn w:val="891"/>
     <w:uiPriority w:val="99"/>
     <w:pPr>
       <w:pBdr/>
@@ -23780,9 +23564,9 @@
       </w:tcPr>
     </w:tblStylePr>
   </w:style>
-  <w:style w:type="table" w:styleId="101">
+  <w:style w:type="table" w:styleId="794">
     <w:name w:val="List Table 5 Dark - Accent 5"/>
-    <w:basedOn w:val="665"/>
+    <w:basedOn w:val="891"/>
     <w:uiPriority w:val="99"/>
     <w:pPr>
       <w:pBdr/>
@@ -24022,9 +23806,9 @@
       </w:tcPr>
     </w:tblStylePr>
   </w:style>
-  <w:style w:type="table" w:styleId="102">
+  <w:style w:type="table" w:styleId="795">
     <w:name w:val="List Table 5 Dark - Accent 6"/>
-    <w:basedOn w:val="665"/>
+    <w:basedOn w:val="891"/>
     <w:uiPriority w:val="99"/>
     <w:pPr>
       <w:pBdr/>
@@ -24264,9 +24048,9 @@
       </w:tcPr>
     </w:tblStylePr>
   </w:style>
-  <w:style w:type="table" w:styleId="103">
+  <w:style w:type="table" w:styleId="796">
     <w:name w:val="List Table 6 Colorful"/>
-    <w:basedOn w:val="665"/>
+    <w:basedOn w:val="891"/>
     <w:uiPriority w:val="99"/>
     <w:pPr>
       <w:pBdr/>
@@ -24487,9 +24271,9 @@
       </w:tcPr>
     </w:tblStylePr>
   </w:style>
-  <w:style w:type="table" w:styleId="104">
+  <w:style w:type="table" w:styleId="797">
     <w:name w:val="List Table 6 Colorful - Accent 1"/>
-    <w:basedOn w:val="665"/>
+    <w:basedOn w:val="891"/>
     <w:uiPriority w:val="99"/>
     <w:pPr>
       <w:pBdr/>
@@ -24710,9 +24494,9 @@
       </w:tcPr>
     </w:tblStylePr>
   </w:style>
-  <w:style w:type="table" w:styleId="105">
+  <w:style w:type="table" w:styleId="798">
     <w:name w:val="List Table 6 Colorful - Accent 2"/>
-    <w:basedOn w:val="665"/>
+    <w:basedOn w:val="891"/>
     <w:uiPriority w:val="99"/>
     <w:pPr>
       <w:pBdr/>
@@ -24933,9 +24717,9 @@
       </w:tcPr>
     </w:tblStylePr>
   </w:style>
-  <w:style w:type="table" w:styleId="106">
+  <w:style w:type="table" w:styleId="799">
     <w:name w:val="List Table 6 Colorful - Accent 3"/>
-    <w:basedOn w:val="665"/>
+    <w:basedOn w:val="891"/>
     <w:uiPriority w:val="99"/>
     <w:pPr>
       <w:pBdr/>
@@ -25156,9 +24940,9 @@
       </w:tcPr>
     </w:tblStylePr>
   </w:style>
-  <w:style w:type="table" w:styleId="107">
+  <w:style w:type="table" w:styleId="800">
     <w:name w:val="List Table 6 Colorful - Accent 4"/>
-    <w:basedOn w:val="665"/>
+    <w:basedOn w:val="891"/>
     <w:uiPriority w:val="99"/>
     <w:pPr>
       <w:pBdr/>
@@ -25379,9 +25163,9 @@
       </w:tcPr>
     </w:tblStylePr>
   </w:style>
-  <w:style w:type="table" w:styleId="108">
+  <w:style w:type="table" w:styleId="801">
     <w:name w:val="List Table 6 Colorful - Accent 5"/>
-    <w:basedOn w:val="665"/>
+    <w:basedOn w:val="891"/>
     <w:uiPriority w:val="99"/>
     <w:pPr>
       <w:pBdr/>
@@ -25602,9 +25386,9 @@
       </w:tcPr>
     </w:tblStylePr>
   </w:style>
-  <w:style w:type="table" w:styleId="109">
+  <w:style w:type="table" w:styleId="802">
     <w:name w:val="List Table 6 Colorful - Accent 6"/>
-    <w:basedOn w:val="665"/>
+    <w:basedOn w:val="891"/>
     <w:uiPriority w:val="99"/>
     <w:pPr>
       <w:pBdr/>
@@ -25825,9 +25609,9 @@
       </w:tcPr>
     </w:tblStylePr>
   </w:style>
-  <w:style w:type="table" w:styleId="110">
+  <w:style w:type="table" w:styleId="803">
     <w:name w:val="List Table 7 Colorful"/>
-    <w:basedOn w:val="665"/>
+    <w:basedOn w:val="891"/>
     <w:uiPriority w:val="99"/>
     <w:pPr>
       <w:pBdr/>
@@ -25926,11 +25710,11 @@
         <w:tblBorders/>
       </w:tblPr>
       <w:tcPr>
-        <w:shd w:color="ffffff"/>
+        <w:shd w:val="clear" w:color="ffffff"/>
         <w:tcBorders>
-          <w:top w:val="none"/>
-          <w:left w:val="none"/>
-          <w:bottom w:val="none"/>
+          <w:top w:val="none" w:color="000000" w:sz="4" w:space="0"/>
+          <w:left w:val="none" w:color="000000" w:sz="4" w:space="0"/>
+          <w:bottom w:val="none" w:color="000000" w:sz="4" w:space="0"/>
           <w:right w:val="single" w:color="000000" w:themeColor="text1" w:themeTint="80" w:sz="4" w:space="0"/>
         </w:tcBorders>
       </w:tcPr>
@@ -25953,10 +25737,10 @@
       <w:tcPr>
         <w:shd w:val="clear" w:color="ffffff" w:themeColor="light1" w:fill="ffffff" w:themeFill="light1"/>
         <w:tcBorders>
-          <w:top w:val="none"/>
-          <w:left w:val="none"/>
+          <w:top w:val="none" w:color="000000" w:sz="4" w:space="0"/>
+          <w:left w:val="none" w:color="000000" w:sz="4" w:space="0"/>
           <w:bottom w:val="single" w:color="000000" w:themeColor="text1" w:themeTint="80" w:sz="4" w:space="0"/>
-          <w:right w:val="none"/>
+          <w:right w:val="none" w:color="000000" w:sz="4" w:space="0"/>
         </w:tcBorders>
       </w:tcPr>
     </w:tblStylePr>
@@ -25976,12 +25760,12 @@
         <w:tblBorders/>
       </w:tblPr>
       <w:tcPr>
-        <w:shd w:color="ffffff"/>
+        <w:shd w:val="clear" w:color="ffffff"/>
         <w:tcBorders>
-          <w:top w:val="none"/>
+          <w:top w:val="none" w:color="000000" w:sz="4" w:space="0"/>
           <w:left w:val="single" w:color="000000" w:themeColor="text1" w:themeTint="80" w:sz="4" w:space="0"/>
-          <w:bottom w:val="none"/>
-          <w:right w:val="none"/>
+          <w:bottom w:val="none" w:color="000000" w:sz="4" w:space="0"/>
+          <w:right w:val="none" w:color="000000" w:sz="4" w:space="0"/>
         </w:tcBorders>
       </w:tcPr>
     </w:tblStylePr>
@@ -26004,9 +25788,9 @@
         <w:shd w:val="clear" w:color="ffffff" w:themeColor="light1" w:fill="ffffff" w:themeFill="light1"/>
         <w:tcBorders>
           <w:top w:val="single" w:color="000000" w:themeColor="text1" w:themeTint="80" w:sz="4" w:space="0"/>
-          <w:left w:val="none"/>
-          <w:bottom w:val="none"/>
-          <w:right w:val="none"/>
+          <w:left w:val="none" w:color="000000" w:sz="4" w:space="0"/>
+          <w:bottom w:val="none" w:color="000000" w:sz="4" w:space="0"/>
+          <w:right w:val="none" w:color="000000" w:sz="4" w:space="0"/>
         </w:tcBorders>
       </w:tcPr>
     </w:tblStylePr>
@@ -26081,9 +25865,9 @@
       </w:tcPr>
     </w:tblStylePr>
   </w:style>
-  <w:style w:type="table" w:styleId="111">
+  <w:style w:type="table" w:styleId="804">
     <w:name w:val="List Table 7 Colorful - Accent 1"/>
-    <w:basedOn w:val="665"/>
+    <w:basedOn w:val="891"/>
     <w:uiPriority w:val="99"/>
     <w:pPr>
       <w:pBdr/>
@@ -26182,11 +25966,11 @@
         <w:tblBorders/>
       </w:tblPr>
       <w:tcPr>
-        <w:shd w:color="ffffff"/>
+        <w:shd w:val="clear" w:color="ffffff"/>
         <w:tcBorders>
-          <w:top w:val="none"/>
-          <w:left w:val="none"/>
-          <w:bottom w:val="none"/>
+          <w:top w:val="none" w:color="000000" w:sz="4" w:space="0"/>
+          <w:left w:val="none" w:color="000000" w:sz="4" w:space="0"/>
+          <w:bottom w:val="none" w:color="000000" w:sz="4" w:space="0"/>
           <w:right w:val="single" w:color="000000" w:themeColor="accent1" w:sz="4" w:space="0"/>
         </w:tcBorders>
       </w:tcPr>
@@ -26209,10 +25993,10 @@
       <w:tcPr>
         <w:shd w:val="clear" w:color="ffffff" w:themeColor="light1" w:fill="ffffff" w:themeFill="light1"/>
         <w:tcBorders>
-          <w:top w:val="none"/>
-          <w:left w:val="none"/>
+          <w:top w:val="none" w:color="000000" w:sz="4" w:space="0"/>
+          <w:left w:val="none" w:color="000000" w:sz="4" w:space="0"/>
           <w:bottom w:val="single" w:color="000000" w:themeColor="accent1" w:sz="4" w:space="0"/>
-          <w:right w:val="none"/>
+          <w:right w:val="none" w:color="000000" w:sz="4" w:space="0"/>
         </w:tcBorders>
       </w:tcPr>
     </w:tblStylePr>
@@ -26232,12 +26016,12 @@
         <w:tblBorders/>
       </w:tblPr>
       <w:tcPr>
-        <w:shd w:color="ffffff"/>
+        <w:shd w:val="clear" w:color="ffffff"/>
         <w:tcBorders>
-          <w:top w:val="none"/>
+          <w:top w:val="none" w:color="000000" w:sz="4" w:space="0"/>
           <w:left w:val="single" w:color="000000" w:themeColor="accent1" w:sz="4" w:space="0"/>
-          <w:bottom w:val="none"/>
-          <w:right w:val="none"/>
+          <w:bottom w:val="none" w:color="000000" w:sz="4" w:space="0"/>
+          <w:right w:val="none" w:color="000000" w:sz="4" w:space="0"/>
         </w:tcBorders>
       </w:tcPr>
     </w:tblStylePr>
@@ -26260,9 +26044,9 @@
         <w:shd w:val="clear" w:color="ffffff" w:themeColor="light1" w:fill="ffffff" w:themeFill="light1"/>
         <w:tcBorders>
           <w:top w:val="single" w:color="000000" w:themeColor="accent1" w:sz="4" w:space="0"/>
-          <w:left w:val="none"/>
-          <w:bottom w:val="none"/>
-          <w:right w:val="none"/>
+          <w:left w:val="none" w:color="000000" w:sz="4" w:space="0"/>
+          <w:bottom w:val="none" w:color="000000" w:sz="4" w:space="0"/>
+          <w:right w:val="none" w:color="000000" w:sz="4" w:space="0"/>
         </w:tcBorders>
       </w:tcPr>
     </w:tblStylePr>
@@ -26337,9 +26121,9 @@
       </w:tcPr>
     </w:tblStylePr>
   </w:style>
-  <w:style w:type="table" w:styleId="112">
+  <w:style w:type="table" w:styleId="805">
     <w:name w:val="List Table 7 Colorful - Accent 2"/>
-    <w:basedOn w:val="665"/>
+    <w:basedOn w:val="891"/>
     <w:uiPriority w:val="99"/>
     <w:pPr>
       <w:pBdr/>
@@ -26438,11 +26222,11 @@
         <w:tblBorders/>
       </w:tblPr>
       <w:tcPr>
-        <w:shd w:color="ffffff"/>
+        <w:shd w:val="clear" w:color="ffffff"/>
         <w:tcBorders>
-          <w:top w:val="none"/>
-          <w:left w:val="none"/>
-          <w:bottom w:val="none"/>
+          <w:top w:val="none" w:color="000000" w:sz="4" w:space="0"/>
+          <w:left w:val="none" w:color="000000" w:sz="4" w:space="0"/>
+          <w:bottom w:val="none" w:color="000000" w:sz="4" w:space="0"/>
           <w:right w:val="single" w:color="000000" w:themeColor="accent2" w:themeTint="97" w:sz="4" w:space="0"/>
         </w:tcBorders>
       </w:tcPr>
@@ -26465,10 +26249,10 @@
       <w:tcPr>
         <w:shd w:val="clear" w:color="ffffff" w:themeColor="light1" w:fill="ffffff" w:themeFill="light1"/>
         <w:tcBorders>
-          <w:top w:val="none"/>
-          <w:left w:val="none"/>
+          <w:top w:val="none" w:color="000000" w:sz="4" w:space="0"/>
+          <w:left w:val="none" w:color="000000" w:sz="4" w:space="0"/>
           <w:bottom w:val="single" w:color="000000" w:themeColor="accent2" w:themeTint="97" w:sz="4" w:space="0"/>
-          <w:right w:val="none"/>
+          <w:right w:val="none" w:color="000000" w:sz="4" w:space="0"/>
         </w:tcBorders>
       </w:tcPr>
     </w:tblStylePr>
@@ -26488,12 +26272,12 @@
         <w:tblBorders/>
       </w:tblPr>
       <w:tcPr>
-        <w:shd w:color="ffffff"/>
+        <w:shd w:val="clear" w:color="ffffff"/>
         <w:tcBorders>
-          <w:top w:val="none"/>
+          <w:top w:val="none" w:color="000000" w:sz="4" w:space="0"/>
           <w:left w:val="single" w:color="000000" w:themeColor="accent2" w:themeTint="97" w:sz="4" w:space="0"/>
-          <w:bottom w:val="none"/>
-          <w:right w:val="none"/>
+          <w:bottom w:val="none" w:color="000000" w:sz="4" w:space="0"/>
+          <w:right w:val="none" w:color="000000" w:sz="4" w:space="0"/>
         </w:tcBorders>
       </w:tcPr>
     </w:tblStylePr>
@@ -26516,9 +26300,9 @@
         <w:shd w:val="clear" w:color="ffffff" w:themeColor="light1" w:fill="ffffff" w:themeFill="light1"/>
         <w:tcBorders>
           <w:top w:val="single" w:color="000000" w:themeColor="accent2" w:themeTint="97" w:sz="4" w:space="0"/>
-          <w:left w:val="none"/>
-          <w:bottom w:val="none"/>
-          <w:right w:val="none"/>
+          <w:left w:val="none" w:color="000000" w:sz="4" w:space="0"/>
+          <w:bottom w:val="none" w:color="000000" w:sz="4" w:space="0"/>
+          <w:right w:val="none" w:color="000000" w:sz="4" w:space="0"/>
         </w:tcBorders>
       </w:tcPr>
     </w:tblStylePr>
@@ -26593,9 +26377,9 @@
       </w:tcPr>
     </w:tblStylePr>
   </w:style>
-  <w:style w:type="table" w:styleId="113">
+  <w:style w:type="table" w:styleId="806">
     <w:name w:val="List Table 7 Colorful - Accent 3"/>
-    <w:basedOn w:val="665"/>
+    <w:basedOn w:val="891"/>
     <w:uiPriority w:val="99"/>
     <w:pPr>
       <w:pBdr/>
@@ -26694,11 +26478,11 @@
         <w:tblBorders/>
       </w:tblPr>
       <w:tcPr>
-        <w:shd w:color="ffffff"/>
+        <w:shd w:val="clear" w:color="ffffff"/>
         <w:tcBorders>
-          <w:top w:val="none"/>
-          <w:left w:val="none"/>
-          <w:bottom w:val="none"/>
+          <w:top w:val="none" w:color="000000" w:sz="4" w:space="0"/>
+          <w:left w:val="none" w:color="000000" w:sz="4" w:space="0"/>
+          <w:bottom w:val="none" w:color="000000" w:sz="4" w:space="0"/>
           <w:right w:val="single" w:color="000000" w:themeColor="accent3" w:themeTint="98" w:sz="4" w:space="0"/>
         </w:tcBorders>
       </w:tcPr>
@@ -26721,10 +26505,10 @@
       <w:tcPr>
         <w:shd w:val="clear" w:color="ffffff" w:themeColor="light1" w:fill="ffffff" w:themeFill="light1"/>
         <w:tcBorders>
-          <w:top w:val="none"/>
-          <w:left w:val="none"/>
+          <w:top w:val="none" w:color="000000" w:sz="4" w:space="0"/>
+          <w:left w:val="none" w:color="000000" w:sz="4" w:space="0"/>
           <w:bottom w:val="single" w:color="000000" w:themeColor="accent3" w:themeTint="98" w:sz="4" w:space="0"/>
-          <w:right w:val="none"/>
+          <w:right w:val="none" w:color="000000" w:sz="4" w:space="0"/>
         </w:tcBorders>
       </w:tcPr>
     </w:tblStylePr>
@@ -26744,12 +26528,12 @@
         <w:tblBorders/>
       </w:tblPr>
       <w:tcPr>
-        <w:shd w:color="ffffff"/>
+        <w:shd w:val="clear" w:color="ffffff"/>
         <w:tcBorders>
-          <w:top w:val="none"/>
+          <w:top w:val="none" w:color="000000" w:sz="4" w:space="0"/>
           <w:left w:val="single" w:color="000000" w:themeColor="accent3" w:themeTint="98" w:sz="4" w:space="0"/>
-          <w:bottom w:val="none"/>
-          <w:right w:val="none"/>
+          <w:bottom w:val="none" w:color="000000" w:sz="4" w:space="0"/>
+          <w:right w:val="none" w:color="000000" w:sz="4" w:space="0"/>
         </w:tcBorders>
       </w:tcPr>
     </w:tblStylePr>
@@ -26772,9 +26556,9 @@
         <w:shd w:val="clear" w:color="ffffff" w:themeColor="light1" w:fill="ffffff" w:themeFill="light1"/>
         <w:tcBorders>
           <w:top w:val="single" w:color="000000" w:themeColor="accent3" w:themeTint="98" w:sz="4" w:space="0"/>
-          <w:left w:val="none"/>
-          <w:bottom w:val="none"/>
-          <w:right w:val="none"/>
+          <w:left w:val="none" w:color="000000" w:sz="4" w:space="0"/>
+          <w:bottom w:val="none" w:color="000000" w:sz="4" w:space="0"/>
+          <w:right w:val="none" w:color="000000" w:sz="4" w:space="0"/>
         </w:tcBorders>
       </w:tcPr>
     </w:tblStylePr>
@@ -26849,9 +26633,9 @@
       </w:tcPr>
     </w:tblStylePr>
   </w:style>
-  <w:style w:type="table" w:styleId="114">
+  <w:style w:type="table" w:styleId="807">
     <w:name w:val="List Table 7 Colorful - Accent 4"/>
-    <w:basedOn w:val="665"/>
+    <w:basedOn w:val="891"/>
     <w:uiPriority w:val="99"/>
     <w:pPr>
       <w:pBdr/>
@@ -26950,11 +26734,11 @@
         <w:tblBorders/>
       </w:tblPr>
       <w:tcPr>
-        <w:shd w:color="ffffff"/>
+        <w:shd w:val="clear" w:color="ffffff"/>
         <w:tcBorders>
-          <w:top w:val="none"/>
-          <w:left w:val="none"/>
-          <w:bottom w:val="none"/>
+          <w:top w:val="none" w:color="000000" w:sz="4" w:space="0"/>
+          <w:left w:val="none" w:color="000000" w:sz="4" w:space="0"/>
+          <w:bottom w:val="none" w:color="000000" w:sz="4" w:space="0"/>
           <w:right w:val="single" w:color="000000" w:themeColor="accent4" w:themeTint="9A" w:sz="4" w:space="0"/>
         </w:tcBorders>
       </w:tcPr>
@@ -26977,10 +26761,10 @@
       <w:tcPr>
         <w:shd w:val="clear" w:color="ffffff" w:themeColor="light1" w:fill="ffffff" w:themeFill="light1"/>
         <w:tcBorders>
-          <w:top w:val="none"/>
-          <w:left w:val="none"/>
+          <w:top w:val="none" w:color="000000" w:sz="4" w:space="0"/>
+          <w:left w:val="none" w:color="000000" w:sz="4" w:space="0"/>
           <w:bottom w:val="single" w:color="000000" w:themeColor="accent4" w:themeTint="9A" w:sz="4" w:space="0"/>
-          <w:right w:val="none"/>
+          <w:right w:val="none" w:color="000000" w:sz="4" w:space="0"/>
         </w:tcBorders>
       </w:tcPr>
     </w:tblStylePr>
@@ -27000,12 +26784,12 @@
         <w:tblBorders/>
       </w:tblPr>
       <w:tcPr>
-        <w:shd w:color="ffffff"/>
+        <w:shd w:val="clear" w:color="ffffff"/>
         <w:tcBorders>
-          <w:top w:val="none"/>
+          <w:top w:val="none" w:color="000000" w:sz="4" w:space="0"/>
           <w:left w:val="single" w:color="000000" w:themeColor="accent4" w:themeTint="9A" w:sz="4" w:space="0"/>
-          <w:bottom w:val="none"/>
-          <w:right w:val="none"/>
+          <w:bottom w:val="none" w:color="000000" w:sz="4" w:space="0"/>
+          <w:right w:val="none" w:color="000000" w:sz="4" w:space="0"/>
         </w:tcBorders>
       </w:tcPr>
     </w:tblStylePr>
@@ -27028,9 +26812,9 @@
         <w:shd w:val="clear" w:color="ffffff" w:themeColor="light1" w:fill="ffffff" w:themeFill="light1"/>
         <w:tcBorders>
           <w:top w:val="single" w:color="000000" w:themeColor="accent4" w:themeTint="9A" w:sz="4" w:space="0"/>
-          <w:left w:val="none"/>
-          <w:bottom w:val="none"/>
-          <w:right w:val="none"/>
+          <w:left w:val="none" w:color="000000" w:sz="4" w:space="0"/>
+          <w:bottom w:val="none" w:color="000000" w:sz="4" w:space="0"/>
+          <w:right w:val="none" w:color="000000" w:sz="4" w:space="0"/>
         </w:tcBorders>
       </w:tcPr>
     </w:tblStylePr>
@@ -27105,9 +26889,9 @@
       </w:tcPr>
     </w:tblStylePr>
   </w:style>
-  <w:style w:type="table" w:styleId="115">
+  <w:style w:type="table" w:styleId="808">
     <w:name w:val="List Table 7 Colorful - Accent 5"/>
-    <w:basedOn w:val="665"/>
+    <w:basedOn w:val="891"/>
     <w:uiPriority w:val="99"/>
     <w:pPr>
       <w:pBdr/>
@@ -27206,11 +26990,11 @@
         <w:tblBorders/>
       </w:tblPr>
       <w:tcPr>
-        <w:shd w:color="ffffff"/>
+        <w:shd w:val="clear" w:color="ffffff"/>
         <w:tcBorders>
-          <w:top w:val="none"/>
-          <w:left w:val="none"/>
-          <w:bottom w:val="none"/>
+          <w:top w:val="none" w:color="000000" w:sz="4" w:space="0"/>
+          <w:left w:val="none" w:color="000000" w:sz="4" w:space="0"/>
+          <w:bottom w:val="none" w:color="000000" w:sz="4" w:space="0"/>
           <w:right w:val="single" w:color="000000" w:themeColor="accent5" w:themeTint="9A" w:sz="4" w:space="0"/>
         </w:tcBorders>
       </w:tcPr>
@@ -27233,10 +27017,10 @@
       <w:tcPr>
         <w:shd w:val="clear" w:color="ffffff" w:themeColor="light1" w:fill="ffffff" w:themeFill="light1"/>
         <w:tcBorders>
-          <w:top w:val="none"/>
-          <w:left w:val="none"/>
+          <w:top w:val="none" w:color="000000" w:sz="4" w:space="0"/>
+          <w:left w:val="none" w:color="000000" w:sz="4" w:space="0"/>
           <w:bottom w:val="single" w:color="000000" w:themeColor="accent5" w:themeTint="9A" w:sz="4" w:space="0"/>
-          <w:right w:val="none"/>
+          <w:right w:val="none" w:color="000000" w:sz="4" w:space="0"/>
         </w:tcBorders>
       </w:tcPr>
     </w:tblStylePr>
@@ -27256,12 +27040,12 @@
         <w:tblBorders/>
       </w:tblPr>
       <w:tcPr>
-        <w:shd w:color="ffffff"/>
+        <w:shd w:val="clear" w:color="ffffff"/>
         <w:tcBorders>
-          <w:top w:val="none"/>
+          <w:top w:val="none" w:color="000000" w:sz="4" w:space="0"/>
           <w:left w:val="single" w:color="000000" w:themeColor="accent5" w:themeTint="9A" w:sz="4" w:space="0"/>
-          <w:bottom w:val="none"/>
-          <w:right w:val="none"/>
+          <w:bottom w:val="none" w:color="000000" w:sz="4" w:space="0"/>
+          <w:right w:val="none" w:color="000000" w:sz="4" w:space="0"/>
         </w:tcBorders>
       </w:tcPr>
     </w:tblStylePr>
@@ -27284,9 +27068,9 @@
         <w:shd w:val="clear" w:color="ffffff" w:themeColor="light1" w:fill="ffffff" w:themeFill="light1"/>
         <w:tcBorders>
           <w:top w:val="single" w:color="000000" w:themeColor="accent5" w:themeTint="9A" w:sz="4" w:space="0"/>
-          <w:left w:val="none"/>
-          <w:bottom w:val="none"/>
-          <w:right w:val="none"/>
+          <w:left w:val="none" w:color="000000" w:sz="4" w:space="0"/>
+          <w:bottom w:val="none" w:color="000000" w:sz="4" w:space="0"/>
+          <w:right w:val="none" w:color="000000" w:sz="4" w:space="0"/>
         </w:tcBorders>
       </w:tcPr>
     </w:tblStylePr>
@@ -27361,9 +27145,9 @@
       </w:tcPr>
     </w:tblStylePr>
   </w:style>
-  <w:style w:type="table" w:styleId="116">
+  <w:style w:type="table" w:styleId="809">
     <w:name w:val="List Table 7 Colorful - Accent 6"/>
-    <w:basedOn w:val="665"/>
+    <w:basedOn w:val="891"/>
     <w:uiPriority w:val="99"/>
     <w:pPr>
       <w:pBdr/>
@@ -27462,11 +27246,11 @@
         <w:tblBorders/>
       </w:tblPr>
       <w:tcPr>
-        <w:shd w:color="ffffff"/>
+        <w:shd w:val="clear" w:color="ffffff"/>
         <w:tcBorders>
-          <w:top w:val="none"/>
-          <w:left w:val="none"/>
-          <w:bottom w:val="none"/>
+          <w:top w:val="none" w:color="000000" w:sz="4" w:space="0"/>
+          <w:left w:val="none" w:color="000000" w:sz="4" w:space="0"/>
+          <w:bottom w:val="none" w:color="000000" w:sz="4" w:space="0"/>
           <w:right w:val="single" w:color="000000" w:themeColor="accent6" w:themeTint="98" w:sz="4" w:space="0"/>
         </w:tcBorders>
       </w:tcPr>
@@ -27489,10 +27273,10 @@
       <w:tcPr>
         <w:shd w:val="clear" w:color="ffffff" w:themeColor="light1" w:fill="ffffff" w:themeFill="light1"/>
         <w:tcBorders>
-          <w:top w:val="none"/>
-          <w:left w:val="none"/>
+          <w:top w:val="none" w:color="000000" w:sz="4" w:space="0"/>
+          <w:left w:val="none" w:color="000000" w:sz="4" w:space="0"/>
           <w:bottom w:val="single" w:color="000000" w:themeColor="accent6" w:themeTint="98" w:sz="4" w:space="0"/>
-          <w:right w:val="none"/>
+          <w:right w:val="none" w:color="000000" w:sz="4" w:space="0"/>
         </w:tcBorders>
       </w:tcPr>
     </w:tblStylePr>
@@ -27512,12 +27296,12 @@
         <w:tblBorders/>
       </w:tblPr>
       <w:tcPr>
-        <w:shd w:color="ffffff"/>
+        <w:shd w:val="clear" w:color="ffffff"/>
         <w:tcBorders>
-          <w:top w:val="none"/>
+          <w:top w:val="none" w:color="000000" w:sz="4" w:space="0"/>
           <w:left w:val="single" w:color="000000" w:themeColor="accent6" w:themeTint="98" w:sz="4" w:space="0"/>
-          <w:bottom w:val="none"/>
-          <w:right w:val="none"/>
+          <w:bottom w:val="none" w:color="000000" w:sz="4" w:space="0"/>
+          <w:right w:val="none" w:color="000000" w:sz="4" w:space="0"/>
         </w:tcBorders>
       </w:tcPr>
     </w:tblStylePr>
@@ -27540,9 +27324,9 @@
         <w:shd w:val="clear" w:color="ffffff" w:themeColor="light1" w:fill="ffffff" w:themeFill="light1"/>
         <w:tcBorders>
           <w:top w:val="single" w:color="000000" w:themeColor="accent6" w:themeTint="98" w:sz="4" w:space="0"/>
-          <w:left w:val="none"/>
-          <w:bottom w:val="none"/>
-          <w:right w:val="none"/>
+          <w:left w:val="none" w:color="000000" w:sz="4" w:space="0"/>
+          <w:bottom w:val="none" w:color="000000" w:sz="4" w:space="0"/>
+          <w:right w:val="none" w:color="000000" w:sz="4" w:space="0"/>
         </w:tcBorders>
       </w:tcPr>
     </w:tblStylePr>
@@ -27617,9 +27401,9 @@
       </w:tcPr>
     </w:tblStylePr>
   </w:style>
-  <w:style w:type="table" w:styleId="117">
+  <w:style w:type="table" w:styleId="810">
     <w:name w:val="Lined - Accent"/>
-    <w:basedOn w:val="665"/>
+    <w:basedOn w:val="891"/>
     <w:uiPriority w:val="99"/>
     <w:pPr>
       <w:pBdr/>
@@ -27854,9 +27638,9 @@
       </w:tcPr>
     </w:tblStylePr>
   </w:style>
-  <w:style w:type="table" w:styleId="118">
+  <w:style w:type="table" w:styleId="811">
     <w:name w:val="Lined - Accent 1"/>
-    <w:basedOn w:val="665"/>
+    <w:basedOn w:val="891"/>
     <w:uiPriority w:val="99"/>
     <w:pPr>
       <w:pBdr/>
@@ -28091,9 +27875,9 @@
       </w:tcPr>
     </w:tblStylePr>
   </w:style>
-  <w:style w:type="table" w:styleId="119">
+  <w:style w:type="table" w:styleId="812">
     <w:name w:val="Lined - Accent 2"/>
-    <w:basedOn w:val="665"/>
+    <w:basedOn w:val="891"/>
     <w:uiPriority w:val="99"/>
     <w:pPr>
       <w:pBdr/>
@@ -28328,9 +28112,9 @@
       </w:tcPr>
     </w:tblStylePr>
   </w:style>
-  <w:style w:type="table" w:styleId="120">
+  <w:style w:type="table" w:styleId="813">
     <w:name w:val="Lined - Accent 3"/>
-    <w:basedOn w:val="665"/>
+    <w:basedOn w:val="891"/>
     <w:uiPriority w:val="99"/>
     <w:pPr>
       <w:pBdr/>
@@ -28565,9 +28349,9 @@
       </w:tcPr>
     </w:tblStylePr>
   </w:style>
-  <w:style w:type="table" w:styleId="121">
+  <w:style w:type="table" w:styleId="814">
     <w:name w:val="Lined - Accent 4"/>
-    <w:basedOn w:val="665"/>
+    <w:basedOn w:val="891"/>
     <w:uiPriority w:val="99"/>
     <w:pPr>
       <w:pBdr/>
@@ -28802,9 +28586,9 @@
       </w:tcPr>
     </w:tblStylePr>
   </w:style>
-  <w:style w:type="table" w:styleId="122">
+  <w:style w:type="table" w:styleId="815">
     <w:name w:val="Lined - Accent 5"/>
-    <w:basedOn w:val="665"/>
+    <w:basedOn w:val="891"/>
     <w:uiPriority w:val="99"/>
     <w:pPr>
       <w:pBdr/>
@@ -29039,9 +28823,9 @@
       </w:tcPr>
     </w:tblStylePr>
   </w:style>
-  <w:style w:type="table" w:styleId="123">
+  <w:style w:type="table" w:styleId="816">
     <w:name w:val="Lined - Accent 6"/>
-    <w:basedOn w:val="665"/>
+    <w:basedOn w:val="891"/>
     <w:uiPriority w:val="99"/>
     <w:pPr>
       <w:pBdr/>
@@ -29276,9 +29060,9 @@
       </w:tcPr>
     </w:tblStylePr>
   </w:style>
-  <w:style w:type="table" w:styleId="124">
+  <w:style w:type="table" w:styleId="817">
     <w:name w:val="Bordered &amp; Lined - Accent"/>
-    <w:basedOn w:val="665"/>
+    <w:basedOn w:val="891"/>
     <w:uiPriority w:val="99"/>
     <w:pPr>
       <w:pBdr/>
@@ -29520,9 +29304,9 @@
       </w:tcPr>
     </w:tblStylePr>
   </w:style>
-  <w:style w:type="table" w:styleId="125">
+  <w:style w:type="table" w:styleId="818">
     <w:name w:val="Bordered &amp; Lined - Accent 1"/>
-    <w:basedOn w:val="665"/>
+    <w:basedOn w:val="891"/>
     <w:uiPriority w:val="99"/>
     <w:pPr>
       <w:pBdr/>
@@ -29764,9 +29548,9 @@
       </w:tcPr>
     </w:tblStylePr>
   </w:style>
-  <w:style w:type="table" w:styleId="126">
+  <w:style w:type="table" w:styleId="819">
     <w:name w:val="Bordered &amp; Lined - Accent 2"/>
-    <w:basedOn w:val="665"/>
+    <w:basedOn w:val="891"/>
     <w:uiPriority w:val="99"/>
     <w:pPr>
       <w:pBdr/>
@@ -30008,9 +29792,9 @@
       </w:tcPr>
     </w:tblStylePr>
   </w:style>
-  <w:style w:type="table" w:styleId="127">
+  <w:style w:type="table" w:styleId="820">
     <w:name w:val="Bordered &amp; Lined - Accent 3"/>
-    <w:basedOn w:val="665"/>
+    <w:basedOn w:val="891"/>
     <w:uiPriority w:val="99"/>
     <w:pPr>
       <w:pBdr/>
@@ -30252,9 +30036,9 @@
       </w:tcPr>
     </w:tblStylePr>
   </w:style>
-  <w:style w:type="table" w:styleId="128">
+  <w:style w:type="table" w:styleId="821">
     <w:name w:val="Bordered &amp; Lined - Accent 4"/>
-    <w:basedOn w:val="665"/>
+    <w:basedOn w:val="891"/>
     <w:uiPriority w:val="99"/>
     <w:pPr>
       <w:pBdr/>
@@ -30496,9 +30280,9 @@
       </w:tcPr>
     </w:tblStylePr>
   </w:style>
-  <w:style w:type="table" w:styleId="129">
+  <w:style w:type="table" w:styleId="822">
     <w:name w:val="Bordered &amp; Lined - Accent 5"/>
-    <w:basedOn w:val="665"/>
+    <w:basedOn w:val="891"/>
     <w:uiPriority w:val="99"/>
     <w:pPr>
       <w:pBdr/>
@@ -30740,9 +30524,9 @@
       </w:tcPr>
     </w:tblStylePr>
   </w:style>
-  <w:style w:type="table" w:styleId="130">
+  <w:style w:type="table" w:styleId="823">
     <w:name w:val="Bordered &amp; Lined - Accent 6"/>
-    <w:basedOn w:val="665"/>
+    <w:basedOn w:val="891"/>
     <w:uiPriority w:val="99"/>
     <w:pPr>
       <w:pBdr/>
@@ -30984,9 +30768,9 @@
       </w:tcPr>
     </w:tblStylePr>
   </w:style>
-  <w:style w:type="table" w:styleId="131">
+  <w:style w:type="table" w:styleId="824">
     <w:name w:val="Bordered"/>
-    <w:basedOn w:val="665"/>
+    <w:basedOn w:val="891"/>
     <w:uiPriority w:val="99"/>
     <w:pPr>
       <w:pBdr/>
@@ -31215,9 +30999,9 @@
       </w:tcPr>
     </w:tblStylePr>
   </w:style>
-  <w:style w:type="table" w:styleId="132">
+  <w:style w:type="table" w:styleId="825">
     <w:name w:val="Bordered - Accent 1"/>
-    <w:basedOn w:val="665"/>
+    <w:basedOn w:val="891"/>
     <w:uiPriority w:val="99"/>
     <w:pPr>
       <w:pBdr/>
@@ -31446,9 +31230,9 @@
       </w:tcPr>
     </w:tblStylePr>
   </w:style>
-  <w:style w:type="table" w:styleId="133">
+  <w:style w:type="table" w:styleId="826">
     <w:name w:val="Bordered - Accent 2"/>
-    <w:basedOn w:val="665"/>
+    <w:basedOn w:val="891"/>
     <w:uiPriority w:val="99"/>
     <w:pPr>
       <w:pBdr/>
@@ -31677,9 +31461,9 @@
       </w:tcPr>
     </w:tblStylePr>
   </w:style>
-  <w:style w:type="table" w:styleId="134">
+  <w:style w:type="table" w:styleId="827">
     <w:name w:val="Bordered - Accent 3"/>
-    <w:basedOn w:val="665"/>
+    <w:basedOn w:val="891"/>
     <w:uiPriority w:val="99"/>
     <w:pPr>
       <w:pBdr/>
@@ -31908,9 +31692,9 @@
       </w:tcPr>
     </w:tblStylePr>
   </w:style>
-  <w:style w:type="table" w:styleId="135">
+  <w:style w:type="table" w:styleId="828">
     <w:name w:val="Bordered - Accent 4"/>
-    <w:basedOn w:val="665"/>
+    <w:basedOn w:val="891"/>
     <w:uiPriority w:val="99"/>
     <w:pPr>
       <w:pBdr/>
@@ -32139,9 +31923,9 @@
       </w:tcPr>
     </w:tblStylePr>
   </w:style>
-  <w:style w:type="table" w:styleId="136">
+  <w:style w:type="table" w:styleId="829">
     <w:name w:val="Bordered - Accent 5"/>
-    <w:basedOn w:val="665"/>
+    <w:basedOn w:val="891"/>
     <w:uiPriority w:val="99"/>
     <w:pPr>
       <w:pBdr/>
@@ -32370,9 +32154,9 @@
       </w:tcPr>
     </w:tblStylePr>
   </w:style>
-  <w:style w:type="table" w:styleId="137">
+  <w:style w:type="table" w:styleId="830">
     <w:name w:val="Bordered - Accent 6"/>
-    <w:basedOn w:val="665"/>
+    <w:basedOn w:val="891"/>
     <w:uiPriority w:val="99"/>
     <w:pPr>
       <w:pBdr/>
@@ -32601,11 +32385,11 @@
       </w:tcPr>
     </w:tblStylePr>
   </w:style>
-  <w:style w:type="paragraph" w:styleId="139">
+  <w:style w:type="paragraph" w:styleId="831">
     <w:name w:val="Heading 1"/>
-    <w:basedOn w:val="664"/>
-    <w:next w:val="664"/>
-    <w:link w:val="150"/>
+    <w:basedOn w:val="890"/>
+    <w:next w:val="890"/>
+    <w:link w:val="841"/>
     <w:uiPriority w:val="9"/>
     <w:qFormat/>
     <w:pPr>
@@ -32623,11 +32407,11 @@
       <w:szCs w:val="40"/>
     </w:rPr>
   </w:style>
-  <w:style w:type="paragraph" w:styleId="140">
+  <w:style w:type="paragraph" w:styleId="832">
     <w:name w:val="Heading 2"/>
-    <w:basedOn w:val="664"/>
-    <w:next w:val="664"/>
-    <w:link w:val="151"/>
+    <w:basedOn w:val="890"/>
+    <w:next w:val="890"/>
+    <w:link w:val="842"/>
     <w:uiPriority w:val="9"/>
     <w:unhideWhenUsed/>
     <w:qFormat/>
@@ -32646,11 +32430,11 @@
       <w:szCs w:val="32"/>
     </w:rPr>
   </w:style>
-  <w:style w:type="paragraph" w:styleId="141">
+  <w:style w:type="paragraph" w:styleId="833">
     <w:name w:val="Heading 3"/>
-    <w:basedOn w:val="664"/>
-    <w:next w:val="664"/>
-    <w:link w:val="152"/>
+    <w:basedOn w:val="890"/>
+    <w:next w:val="890"/>
+    <w:link w:val="843"/>
     <w:uiPriority w:val="9"/>
     <w:unhideWhenUsed/>
     <w:qFormat/>
@@ -32669,11 +32453,11 @@
       <w:szCs w:val="28"/>
     </w:rPr>
   </w:style>
-  <w:style w:type="paragraph" w:styleId="142">
+  <w:style w:type="paragraph" w:styleId="834">
     <w:name w:val="Heading 4"/>
-    <w:basedOn w:val="664"/>
-    <w:next w:val="664"/>
-    <w:link w:val="153"/>
+    <w:basedOn w:val="890"/>
+    <w:next w:val="890"/>
+    <w:link w:val="844"/>
     <w:uiPriority w:val="9"/>
     <w:unhideWhenUsed/>
     <w:qFormat/>
@@ -32692,11 +32476,11 @@
       <w:color w:val="0f4761" w:themeColor="accent1" w:themeShade="BF"/>
     </w:rPr>
   </w:style>
-  <w:style w:type="paragraph" w:styleId="143">
+  <w:style w:type="paragraph" w:styleId="835">
     <w:name w:val="Heading 5"/>
-    <w:basedOn w:val="664"/>
-    <w:next w:val="664"/>
-    <w:link w:val="154"/>
+    <w:basedOn w:val="890"/>
+    <w:next w:val="890"/>
+    <w:link w:val="845"/>
     <w:uiPriority w:val="9"/>
     <w:unhideWhenUsed/>
     <w:qFormat/>
@@ -32713,11 +32497,11 @@
       <w:color w:val="0f4761" w:themeColor="accent1" w:themeShade="BF"/>
     </w:rPr>
   </w:style>
-  <w:style w:type="paragraph" w:styleId="144">
+  <w:style w:type="paragraph" w:styleId="836">
     <w:name w:val="Heading 6"/>
-    <w:basedOn w:val="664"/>
-    <w:next w:val="664"/>
-    <w:link w:val="155"/>
+    <w:basedOn w:val="890"/>
+    <w:next w:val="890"/>
+    <w:link w:val="846"/>
     <w:uiPriority w:val="9"/>
     <w:unhideWhenUsed/>
     <w:qFormat/>
@@ -32736,11 +32520,11 @@
       <w:color w:val="595959" w:themeColor="text1" w:themeTint="A6"/>
     </w:rPr>
   </w:style>
-  <w:style w:type="paragraph" w:styleId="145">
+  <w:style w:type="paragraph" w:styleId="837">
     <w:name w:val="Heading 7"/>
-    <w:basedOn w:val="664"/>
-    <w:next w:val="664"/>
-    <w:link w:val="156"/>
+    <w:basedOn w:val="890"/>
+    <w:next w:val="890"/>
+    <w:link w:val="847"/>
     <w:uiPriority w:val="9"/>
     <w:unhideWhenUsed/>
     <w:qFormat/>
@@ -32757,11 +32541,11 @@
       <w:color w:val="595959" w:themeColor="text1" w:themeTint="A6"/>
     </w:rPr>
   </w:style>
-  <w:style w:type="paragraph" w:styleId="146">
+  <w:style w:type="paragraph" w:styleId="838">
     <w:name w:val="Heading 8"/>
-    <w:basedOn w:val="664"/>
-    <w:next w:val="664"/>
-    <w:link w:val="157"/>
+    <w:basedOn w:val="890"/>
+    <w:next w:val="890"/>
+    <w:link w:val="848"/>
     <w:uiPriority w:val="9"/>
     <w:unhideWhenUsed/>
     <w:qFormat/>
@@ -32780,11 +32564,11 @@
       <w:color w:val="272727" w:themeColor="text1" w:themeTint="D8"/>
     </w:rPr>
   </w:style>
-  <w:style w:type="paragraph" w:styleId="147">
+  <w:style w:type="paragraph" w:styleId="839">
     <w:name w:val="Heading 9"/>
-    <w:basedOn w:val="664"/>
-    <w:next w:val="664"/>
-    <w:link w:val="158"/>
+    <w:basedOn w:val="890"/>
+    <w:next w:val="890"/>
+    <w:link w:val="849"/>
     <w:uiPriority w:val="9"/>
     <w:unhideWhenUsed/>
     <w:qFormat/>
@@ -32803,7 +32587,7 @@
       <w:color w:val="272727" w:themeColor="text1" w:themeTint="D8"/>
     </w:rPr>
   </w:style>
-  <w:style w:type="character" w:styleId="148" w:default="1">
+  <w:style w:type="character" w:styleId="840" w:default="1">
     <w:name w:val="Default Paragraph Font"/>
     <w:uiPriority w:val="1"/>
     <w:semiHidden/>
@@ -32814,10 +32598,10 @@
       <w:ind/>
     </w:pPr>
   </w:style>
-  <w:style w:type="character" w:styleId="150">
+  <w:style w:type="character" w:styleId="841">
     <w:name w:val="Heading 1 Char"/>
-    <w:basedOn w:val="148"/>
-    <w:link w:val="139"/>
+    <w:basedOn w:val="840"/>
+    <w:link w:val="831"/>
     <w:uiPriority w:val="9"/>
     <w:pPr>
       <w:pBdr/>
@@ -32831,10 +32615,10 @@
       <w:szCs w:val="40"/>
     </w:rPr>
   </w:style>
-  <w:style w:type="character" w:styleId="151">
+  <w:style w:type="character" w:styleId="842">
     <w:name w:val="Heading 2 Char"/>
-    <w:basedOn w:val="148"/>
-    <w:link w:val="140"/>
+    <w:basedOn w:val="840"/>
+    <w:link w:val="832"/>
     <w:uiPriority w:val="9"/>
     <w:pPr>
       <w:pBdr/>
@@ -32848,10 +32632,10 @@
       <w:szCs w:val="32"/>
     </w:rPr>
   </w:style>
-  <w:style w:type="character" w:styleId="152">
+  <w:style w:type="character" w:styleId="843">
     <w:name w:val="Heading 3 Char"/>
-    <w:basedOn w:val="148"/>
-    <w:link w:val="141"/>
+    <w:basedOn w:val="840"/>
+    <w:link w:val="833"/>
     <w:uiPriority w:val="9"/>
     <w:pPr>
       <w:pBdr/>
@@ -32865,10 +32649,10 @@
       <w:szCs w:val="28"/>
     </w:rPr>
   </w:style>
-  <w:style w:type="character" w:styleId="153">
+  <w:style w:type="character" w:styleId="844">
     <w:name w:val="Heading 4 Char"/>
-    <w:basedOn w:val="148"/>
-    <w:link w:val="142"/>
+    <w:basedOn w:val="840"/>
+    <w:link w:val="834"/>
     <w:uiPriority w:val="9"/>
     <w:pPr>
       <w:pBdr/>
@@ -32882,10 +32666,10 @@
       <w:color w:val="0f4761" w:themeColor="accent1" w:themeShade="BF"/>
     </w:rPr>
   </w:style>
-  <w:style w:type="character" w:styleId="154">
+  <w:style w:type="character" w:styleId="845">
     <w:name w:val="Heading 5 Char"/>
-    <w:basedOn w:val="148"/>
-    <w:link w:val="143"/>
+    <w:basedOn w:val="840"/>
+    <w:link w:val="835"/>
     <w:uiPriority w:val="9"/>
     <w:pPr>
       <w:pBdr/>
@@ -32897,10 +32681,10 @@
       <w:color w:val="0f4761" w:themeColor="accent1" w:themeShade="BF"/>
     </w:rPr>
   </w:style>
-  <w:style w:type="character" w:styleId="155">
+  <w:style w:type="character" w:styleId="846">
     <w:name w:val="Heading 6 Char"/>
-    <w:basedOn w:val="148"/>
-    <w:link w:val="144"/>
+    <w:basedOn w:val="840"/>
+    <w:link w:val="836"/>
     <w:uiPriority w:val="9"/>
     <w:pPr>
       <w:pBdr/>
@@ -32914,10 +32698,10 @@
       <w:color w:val="595959" w:themeColor="text1" w:themeTint="A6"/>
     </w:rPr>
   </w:style>
-  <w:style w:type="character" w:styleId="156">
+  <w:style w:type="character" w:styleId="847">
     <w:name w:val="Heading 7 Char"/>
-    <w:basedOn w:val="148"/>
-    <w:link w:val="145"/>
+    <w:basedOn w:val="840"/>
+    <w:link w:val="837"/>
     <w:uiPriority w:val="9"/>
     <w:pPr>
       <w:pBdr/>
@@ -32929,10 +32713,10 @@
       <w:color w:val="595959" w:themeColor="text1" w:themeTint="A6"/>
     </w:rPr>
   </w:style>
-  <w:style w:type="character" w:styleId="157">
+  <w:style w:type="character" w:styleId="848">
     <w:name w:val="Heading 8 Char"/>
-    <w:basedOn w:val="148"/>
-    <w:link w:val="146"/>
+    <w:basedOn w:val="840"/>
+    <w:link w:val="838"/>
     <w:uiPriority w:val="9"/>
     <w:pPr>
       <w:pBdr/>
@@ -32946,10 +32730,10 @@
       <w:color w:val="272727" w:themeColor="text1" w:themeTint="D8"/>
     </w:rPr>
   </w:style>
-  <w:style w:type="character" w:styleId="158">
+  <w:style w:type="character" w:styleId="849">
     <w:name w:val="Heading 9 Char"/>
-    <w:basedOn w:val="148"/>
-    <w:link w:val="147"/>
+    <w:basedOn w:val="840"/>
+    <w:link w:val="839"/>
     <w:uiPriority w:val="9"/>
     <w:pPr>
       <w:pBdr/>
@@ -32963,11 +32747,11 @@
       <w:color w:val="272727" w:themeColor="text1" w:themeTint="D8"/>
     </w:rPr>
   </w:style>
-  <w:style w:type="paragraph" w:styleId="159">
+  <w:style w:type="paragraph" w:styleId="850">
     <w:name w:val="Title"/>
-    <w:basedOn w:val="664"/>
-    <w:next w:val="664"/>
-    <w:link w:val="160"/>
+    <w:basedOn w:val="890"/>
+    <w:next w:val="890"/>
+    <w:link w:val="851"/>
     <w:uiPriority w:val="10"/>
     <w:qFormat/>
     <w:pPr>
@@ -32983,10 +32767,10 @@
       <w:szCs w:val="56"/>
     </w:rPr>
   </w:style>
-  <w:style w:type="character" w:styleId="160">
+  <w:style w:type="character" w:styleId="851">
     <w:name w:val="Title Char"/>
-    <w:basedOn w:val="148"/>
-    <w:link w:val="159"/>
+    <w:basedOn w:val="840"/>
+    <w:link w:val="850"/>
     <w:uiPriority w:val="10"/>
     <w:pPr>
       <w:pBdr/>
@@ -33000,11 +32784,11 @@
       <w:szCs w:val="56"/>
     </w:rPr>
   </w:style>
-  <w:style w:type="paragraph" w:styleId="161">
+  <w:style w:type="paragraph" w:styleId="852">
     <w:name w:val="Subtitle"/>
-    <w:basedOn w:val="664"/>
-    <w:next w:val="664"/>
-    <w:link w:val="162"/>
+    <w:basedOn w:val="890"/>
+    <w:next w:val="890"/>
+    <w:link w:val="853"/>
     <w:uiPriority w:val="11"/>
     <w:qFormat/>
     <w:pPr>
@@ -33022,10 +32806,10 @@
       <w:szCs w:val="28"/>
     </w:rPr>
   </w:style>
-  <w:style w:type="character" w:styleId="162">
+  <w:style w:type="character" w:styleId="853">
     <w:name w:val="Subtitle Char"/>
-    <w:basedOn w:val="148"/>
-    <w:link w:val="161"/>
+    <w:basedOn w:val="840"/>
+    <w:link w:val="852"/>
     <w:uiPriority w:val="11"/>
     <w:pPr>
       <w:pBdr/>
@@ -33039,11 +32823,11 @@
       <w:szCs w:val="28"/>
     </w:rPr>
   </w:style>
-  <w:style w:type="paragraph" w:styleId="163">
+  <w:style w:type="paragraph" w:styleId="854">
     <w:name w:val="Quote"/>
-    <w:basedOn w:val="664"/>
-    <w:next w:val="664"/>
-    <w:link w:val="164"/>
+    <w:basedOn w:val="890"/>
+    <w:next w:val="890"/>
+    <w:link w:val="855"/>
     <w:uiPriority w:val="29"/>
     <w:qFormat/>
     <w:pPr>
@@ -33058,10 +32842,10 @@
       <w:color w:val="404040" w:themeColor="text1" w:themeTint="BF"/>
     </w:rPr>
   </w:style>
-  <w:style w:type="character" w:styleId="164">
+  <w:style w:type="character" w:styleId="855">
     <w:name w:val="Quote Char"/>
-    <w:basedOn w:val="148"/>
-    <w:link w:val="163"/>
+    <w:basedOn w:val="840"/>
+    <w:link w:val="854"/>
     <w:uiPriority w:val="29"/>
     <w:pPr>
       <w:pBdr/>
@@ -33074,9 +32858,9 @@
       <w:color w:val="404040" w:themeColor="text1" w:themeTint="BF"/>
     </w:rPr>
   </w:style>
-  <w:style w:type="character" w:styleId="166">
+  <w:style w:type="character" w:styleId="856">
     <w:name w:val="Intense Emphasis"/>
-    <w:basedOn w:val="148"/>
+    <w:basedOn w:val="840"/>
     <w:uiPriority w:val="21"/>
     <w:qFormat/>
     <w:pPr>
@@ -33090,11 +32874,11 @@
       <w:color w:val="0f4761" w:themeColor="accent1" w:themeShade="BF"/>
     </w:rPr>
   </w:style>
-  <w:style w:type="paragraph" w:styleId="167">
+  <w:style w:type="paragraph" w:styleId="857">
     <w:name w:val="Intense Quote"/>
-    <w:basedOn w:val="664"/>
-    <w:next w:val="664"/>
-    <w:link w:val="168"/>
+    <w:basedOn w:val="890"/>
+    <w:next w:val="890"/>
+    <w:link w:val="858"/>
     <w:uiPriority w:val="30"/>
     <w:qFormat/>
     <w:pPr>
@@ -33112,10 +32896,10 @@
       <w:color w:val="0f4761" w:themeColor="accent1" w:themeShade="BF"/>
     </w:rPr>
   </w:style>
-  <w:style w:type="character" w:styleId="168">
+  <w:style w:type="character" w:styleId="858">
     <w:name w:val="Intense Quote Char"/>
-    <w:basedOn w:val="148"/>
-    <w:link w:val="167"/>
+    <w:basedOn w:val="840"/>
+    <w:link w:val="857"/>
     <w:uiPriority w:val="30"/>
     <w:pPr>
       <w:pBdr/>
@@ -33128,9 +32912,9 @@
       <w:color w:val="0f4761" w:themeColor="accent1" w:themeShade="BF"/>
     </w:rPr>
   </w:style>
-  <w:style w:type="character" w:styleId="169">
+  <w:style w:type="character" w:styleId="859">
     <w:name w:val="Intense Reference"/>
-    <w:basedOn w:val="148"/>
+    <w:basedOn w:val="840"/>
     <w:uiPriority w:val="32"/>
     <w:qFormat/>
     <w:pPr>
@@ -33146,9 +32930,9 @@
       <w:spacing w:val="5"/>
     </w:rPr>
   </w:style>
-  <w:style w:type="character" w:styleId="171">
+  <w:style w:type="character" w:styleId="860">
     <w:name w:val="Subtle Emphasis"/>
-    <w:basedOn w:val="148"/>
+    <w:basedOn w:val="840"/>
     <w:uiPriority w:val="19"/>
     <w:qFormat/>
     <w:pPr>
@@ -33162,9 +32946,9 @@
       <w:color w:val="404040" w:themeColor="text1" w:themeTint="BF"/>
     </w:rPr>
   </w:style>
-  <w:style w:type="character" w:styleId="172">
+  <w:style w:type="character" w:styleId="861">
     <w:name w:val="Emphasis"/>
-    <w:basedOn w:val="148"/>
+    <w:basedOn w:val="840"/>
     <w:uiPriority w:val="20"/>
     <w:qFormat/>
     <w:pPr>
@@ -33177,9 +32961,9 @@
       <w:iCs/>
     </w:rPr>
   </w:style>
-  <w:style w:type="character" w:styleId="173">
+  <w:style w:type="character" w:styleId="862">
     <w:name w:val="Strong"/>
-    <w:basedOn w:val="148"/>
+    <w:basedOn w:val="840"/>
     <w:uiPriority w:val="22"/>
     <w:qFormat/>
     <w:pPr>
@@ -33192,9 +32976,9 @@
       <w:bCs/>
     </w:rPr>
   </w:style>
-  <w:style w:type="character" w:styleId="174">
+  <w:style w:type="character" w:styleId="863">
     <w:name w:val="Subtle Reference"/>
-    <w:basedOn w:val="148"/>
+    <w:basedOn w:val="840"/>
     <w:uiPriority w:val="31"/>
     <w:qFormat/>
     <w:pPr>
@@ -33207,9 +32991,9 @@
       <w:color w:val="5a5a5a" w:themeColor="text1" w:themeTint="A5"/>
     </w:rPr>
   </w:style>
-  <w:style w:type="character" w:styleId="175">
+  <w:style w:type="character" w:styleId="864">
     <w:name w:val="Book Title"/>
-    <w:basedOn w:val="148"/>
+    <w:basedOn w:val="840"/>
     <w:uiPriority w:val="33"/>
     <w:qFormat/>
     <w:pPr>
@@ -33225,10 +33009,10 @@
       <w:spacing w:val="5"/>
     </w:rPr>
   </w:style>
-  <w:style w:type="paragraph" w:styleId="176">
+  <w:style w:type="paragraph" w:styleId="865">
     <w:name w:val="Header"/>
-    <w:basedOn w:val="664"/>
-    <w:link w:val="177"/>
+    <w:basedOn w:val="890"/>
+    <w:link w:val="866"/>
     <w:uiPriority w:val="99"/>
     <w:unhideWhenUsed/>
     <w:pPr>
@@ -33241,10 +33025,10 @@
       <w:ind/>
     </w:pPr>
   </w:style>
-  <w:style w:type="character" w:styleId="177">
+  <w:style w:type="character" w:styleId="866">
     <w:name w:val="Header Char"/>
-    <w:basedOn w:val="148"/>
-    <w:link w:val="176"/>
+    <w:basedOn w:val="840"/>
+    <w:link w:val="865"/>
     <w:uiPriority w:val="99"/>
     <w:pPr>
       <w:pBdr/>
@@ -33252,10 +33036,10 @@
       <w:ind/>
     </w:pPr>
   </w:style>
-  <w:style w:type="paragraph" w:styleId="178">
+  <w:style w:type="paragraph" w:styleId="867">
     <w:name w:val="Footer"/>
-    <w:basedOn w:val="664"/>
-    <w:link w:val="179"/>
+    <w:basedOn w:val="890"/>
+    <w:link w:val="868"/>
     <w:uiPriority w:val="99"/>
     <w:unhideWhenUsed/>
     <w:pPr>
@@ -33268,10 +33052,10 @@
       <w:ind/>
     </w:pPr>
   </w:style>
-  <w:style w:type="character" w:styleId="179">
+  <w:style w:type="character" w:styleId="868">
     <w:name w:val="Footer Char"/>
-    <w:basedOn w:val="148"/>
-    <w:link w:val="178"/>
+    <w:basedOn w:val="840"/>
+    <w:link w:val="867"/>
     <w:uiPriority w:val="99"/>
     <w:pPr>
       <w:pBdr/>
@@ -33279,10 +33063,10 @@
       <w:ind/>
     </w:pPr>
   </w:style>
-  <w:style w:type="paragraph" w:styleId="180">
+  <w:style w:type="paragraph" w:styleId="869">
     <w:name w:val="Caption"/>
-    <w:basedOn w:val="664"/>
-    <w:next w:val="664"/>
+    <w:basedOn w:val="890"/>
+    <w:next w:val="890"/>
     <w:uiPriority w:val="35"/>
     <w:unhideWhenUsed/>
     <w:qFormat/>
@@ -33299,10 +33083,10 @@
       <w:szCs w:val="18"/>
     </w:rPr>
   </w:style>
-  <w:style w:type="paragraph" w:styleId="181">
+  <w:style w:type="paragraph" w:styleId="870">
     <w:name w:val="footnote text"/>
-    <w:basedOn w:val="664"/>
-    <w:link w:val="182"/>
+    <w:basedOn w:val="890"/>
+    <w:link w:val="871"/>
     <w:uiPriority w:val="99"/>
     <w:semiHidden/>
     <w:unhideWhenUsed/>
@@ -33316,10 +33100,10 @@
       <w:szCs w:val="20"/>
     </w:rPr>
   </w:style>
-  <w:style w:type="character" w:styleId="182">
+  <w:style w:type="character" w:styleId="871">
     <w:name w:val="Footnote Text Char"/>
-    <w:basedOn w:val="148"/>
-    <w:link w:val="181"/>
+    <w:basedOn w:val="840"/>
+    <w:link w:val="870"/>
     <w:uiPriority w:val="99"/>
     <w:semiHidden/>
     <w:pPr>
@@ -33332,9 +33116,9 @@
       <w:szCs w:val="20"/>
     </w:rPr>
   </w:style>
-  <w:style w:type="character" w:styleId="183">
+  <w:style w:type="character" w:styleId="872">
     <w:name w:val="footnote reference"/>
-    <w:basedOn w:val="148"/>
+    <w:basedOn w:val="840"/>
     <w:uiPriority w:val="99"/>
     <w:semiHidden/>
     <w:unhideWhenUsed/>
@@ -33347,10 +33131,10 @@
       <w:vertAlign w:val="superscript"/>
     </w:rPr>
   </w:style>
-  <w:style w:type="paragraph" w:styleId="184">
+  <w:style w:type="paragraph" w:styleId="873">
     <w:name w:val="endnote text"/>
-    <w:basedOn w:val="664"/>
-    <w:link w:val="185"/>
+    <w:basedOn w:val="890"/>
+    <w:link w:val="874"/>
     <w:uiPriority w:val="99"/>
     <w:semiHidden/>
     <w:unhideWhenUsed/>
@@ -33364,10 +33148,10 @@
       <w:szCs w:val="20"/>
     </w:rPr>
   </w:style>
-  <w:style w:type="character" w:styleId="185">
+  <w:style w:type="character" w:styleId="874">
     <w:name w:val="Endnote Text Char"/>
-    <w:basedOn w:val="148"/>
-    <w:link w:val="184"/>
+    <w:basedOn w:val="840"/>
+    <w:link w:val="873"/>
     <w:uiPriority w:val="99"/>
     <w:semiHidden/>
     <w:pPr>
@@ -33380,9 +33164,9 @@
       <w:szCs w:val="20"/>
     </w:rPr>
   </w:style>
-  <w:style w:type="character" w:styleId="186">
+  <w:style w:type="character" w:styleId="875">
     <w:name w:val="endnote reference"/>
-    <w:basedOn w:val="148"/>
+    <w:basedOn w:val="840"/>
     <w:uiPriority w:val="99"/>
     <w:semiHidden/>
     <w:unhideWhenUsed/>
@@ -33395,9 +33179,9 @@
       <w:vertAlign w:val="superscript"/>
     </w:rPr>
   </w:style>
-  <w:style w:type="character" w:styleId="187">
+  <w:style w:type="character" w:styleId="876">
     <w:name w:val="Hyperlink"/>
-    <w:basedOn w:val="148"/>
+    <w:basedOn w:val="840"/>
     <w:uiPriority w:val="99"/>
     <w:unhideWhenUsed/>
     <w:pPr>
@@ -33410,9 +33194,9 @@
       <w:u w:val="single"/>
     </w:rPr>
   </w:style>
-  <w:style w:type="character" w:styleId="188">
+  <w:style w:type="character" w:styleId="877">
     <w:name w:val="FollowedHyperlink"/>
-    <w:basedOn w:val="148"/>
+    <w:basedOn w:val="840"/>
     <w:uiPriority w:val="99"/>
     <w:semiHidden/>
     <w:unhideWhenUsed/>
@@ -33426,10 +33210,10 @@
       <w:u w:val="single"/>
     </w:rPr>
   </w:style>
-  <w:style w:type="paragraph" w:styleId="189">
+  <w:style w:type="paragraph" w:styleId="878">
     <w:name w:val="toc 1"/>
-    <w:basedOn w:val="664"/>
-    <w:next w:val="664"/>
+    <w:basedOn w:val="890"/>
+    <w:next w:val="890"/>
     <w:uiPriority w:val="39"/>
     <w:unhideWhenUsed/>
     <w:pPr>
@@ -33438,10 +33222,10 @@
       <w:ind/>
     </w:pPr>
   </w:style>
-  <w:style w:type="paragraph" w:styleId="190">
+  <w:style w:type="paragraph" w:styleId="879">
     <w:name w:val="toc 2"/>
-    <w:basedOn w:val="664"/>
-    <w:next w:val="664"/>
+    <w:basedOn w:val="890"/>
+    <w:next w:val="890"/>
     <w:uiPriority w:val="39"/>
     <w:unhideWhenUsed/>
     <w:pPr>
@@ -33450,10 +33234,10 @@
       <w:ind w:left="220"/>
     </w:pPr>
   </w:style>
-  <w:style w:type="paragraph" w:styleId="191">
+  <w:style w:type="paragraph" w:styleId="880">
     <w:name w:val="toc 3"/>
-    <w:basedOn w:val="664"/>
-    <w:next w:val="664"/>
+    <w:basedOn w:val="890"/>
+    <w:next w:val="890"/>
     <w:uiPriority w:val="39"/>
     <w:unhideWhenUsed/>
     <w:pPr>
@@ -33462,10 +33246,10 @@
       <w:ind w:left="440"/>
     </w:pPr>
   </w:style>
-  <w:style w:type="paragraph" w:styleId="192">
+  <w:style w:type="paragraph" w:styleId="881">
     <w:name w:val="toc 4"/>
-    <w:basedOn w:val="664"/>
-    <w:next w:val="664"/>
+    <w:basedOn w:val="890"/>
+    <w:next w:val="890"/>
     <w:uiPriority w:val="39"/>
     <w:unhideWhenUsed/>
     <w:pPr>
@@ -33474,10 +33258,10 @@
       <w:ind w:left="660"/>
     </w:pPr>
   </w:style>
-  <w:style w:type="paragraph" w:styleId="193">
+  <w:style w:type="paragraph" w:styleId="882">
     <w:name w:val="toc 5"/>
-    <w:basedOn w:val="664"/>
-    <w:next w:val="664"/>
+    <w:basedOn w:val="890"/>
+    <w:next w:val="890"/>
     <w:uiPriority w:val="39"/>
     <w:unhideWhenUsed/>
     <w:pPr>
@@ -33486,10 +33270,10 @@
       <w:ind w:left="880"/>
     </w:pPr>
   </w:style>
-  <w:style w:type="paragraph" w:styleId="194">
+  <w:style w:type="paragraph" w:styleId="883">
     <w:name w:val="toc 6"/>
-    <w:basedOn w:val="664"/>
-    <w:next w:val="664"/>
+    <w:basedOn w:val="890"/>
+    <w:next w:val="890"/>
     <w:uiPriority w:val="39"/>
     <w:unhideWhenUsed/>
     <w:pPr>
@@ -33498,10 +33282,10 @@
       <w:ind w:left="1100"/>
     </w:pPr>
   </w:style>
-  <w:style w:type="paragraph" w:styleId="195">
+  <w:style w:type="paragraph" w:styleId="884">
     <w:name w:val="toc 7"/>
-    <w:basedOn w:val="664"/>
-    <w:next w:val="664"/>
+    <w:basedOn w:val="890"/>
+    <w:next w:val="890"/>
     <w:uiPriority w:val="39"/>
     <w:unhideWhenUsed/>
     <w:pPr>
@@ -33510,10 +33294,10 @@
       <w:ind w:left="1320"/>
     </w:pPr>
   </w:style>
-  <w:style w:type="paragraph" w:styleId="196">
+  <w:style w:type="paragraph" w:styleId="885">
     <w:name w:val="toc 8"/>
-    <w:basedOn w:val="664"/>
-    <w:next w:val="664"/>
+    <w:basedOn w:val="890"/>
+    <w:next w:val="890"/>
     <w:uiPriority w:val="39"/>
     <w:unhideWhenUsed/>
     <w:pPr>
@@ -33522,10 +33306,10 @@
       <w:ind w:left="1540"/>
     </w:pPr>
   </w:style>
-  <w:style w:type="paragraph" w:styleId="197">
+  <w:style w:type="paragraph" w:styleId="886">
     <w:name w:val="toc 9"/>
-    <w:basedOn w:val="664"/>
-    <w:next w:val="664"/>
+    <w:basedOn w:val="890"/>
+    <w:next w:val="890"/>
     <w:uiPriority w:val="39"/>
     <w:unhideWhenUsed/>
     <w:pPr>
@@ -33534,9 +33318,9 @@
       <w:ind w:left="1760"/>
     </w:pPr>
   </w:style>
-  <w:style w:type="character" w:styleId="198">
+  <w:style w:type="character" w:styleId="887">
     <w:name w:val="Placeholder Text"/>
-    <w:basedOn w:val="148"/>
+    <w:basedOn w:val="840"/>
     <w:uiPriority w:val="99"/>
     <w:semiHidden/>
     <w:pPr>
@@ -33548,7 +33332,7 @@
       <w:color w:val="666666"/>
     </w:rPr>
   </w:style>
-  <w:style w:type="paragraph" w:styleId="208">
+  <w:style w:type="paragraph" w:styleId="888">
     <w:name w:val="TOC Heading"/>
     <w:uiPriority w:val="39"/>
     <w:unhideWhenUsed/>
@@ -33558,10 +33342,10 @@
       <w:ind/>
     </w:pPr>
   </w:style>
-  <w:style w:type="paragraph" w:styleId="209">
+  <w:style w:type="paragraph" w:styleId="889">
     <w:name w:val="table of figures"/>
-    <w:basedOn w:val="664"/>
-    <w:next w:val="664"/>
+    <w:basedOn w:val="890"/>
+    <w:next w:val="890"/>
     <w:uiPriority w:val="99"/>
     <w:unhideWhenUsed/>
     <w:pPr>
@@ -33570,7 +33354,7 @@
       <w:ind/>
     </w:pPr>
   </w:style>
-  <w:style w:type="paragraph" w:styleId="664" w:default="1">
+  <w:style w:type="paragraph" w:styleId="890" w:default="1">
     <w:name w:val="Normal"/>
     <w:qFormat/>
     <w:pPr>
@@ -33579,7 +33363,7 @@
       <w:ind/>
     </w:pPr>
   </w:style>
-  <w:style w:type="table" w:styleId="665" w:default="1">
+  <w:style w:type="table" w:styleId="891" w:default="1">
     <w:name w:val="Normal Table"/>
     <w:uiPriority w:val="99"/>
     <w:semiHidden/>
@@ -33772,7 +33556,7 @@
       </w:tcPr>
     </w:tblStylePr>
   </w:style>
-  <w:style w:type="numbering" w:styleId="666" w:default="1">
+  <w:style w:type="numbering" w:styleId="892" w:default="1">
     <w:name w:val="No List"/>
     <w:uiPriority w:val="99"/>
     <w:semiHidden/>
@@ -33783,9 +33567,9 @@
       <w:ind/>
     </w:pPr>
   </w:style>
-  <w:style w:type="paragraph" w:styleId="667">
+  <w:style w:type="paragraph" w:styleId="893">
     <w:name w:val="No Spacing"/>
-    <w:basedOn w:val="664"/>
+    <w:basedOn w:val="890"/>
     <w:uiPriority w:val="1"/>
     <w:qFormat/>
     <w:pPr>
@@ -33794,9 +33578,9 @@
       <w:ind/>
     </w:pPr>
   </w:style>
-  <w:style w:type="paragraph" w:styleId="668">
+  <w:style w:type="paragraph" w:styleId="894">
     <w:name w:val="List Paragraph"/>
-    <w:basedOn w:val="664"/>
+    <w:basedOn w:val="890"/>
     <w:uiPriority w:val="34"/>
     <w:qFormat/>
     <w:pPr>
